--- a/Documentacio_Tecnica_Voltamons.docx
+++ b/Documentacio_Tecnica_Voltamons.docx
@@ -224,6 +224,12 @@
     <w:sdt>
       <w:sdtPr>
         <w:rPr>
+          <w:rFonts w:ascii="Calibri" w:eastAsiaTheme="minorEastAsia" w:hAnsi="Calibri" w:cstheme="minorBidi"/>
+          <w:b w:val="0"/>
+          <w:bCs w:val="0"/>
+          <w:color w:val="auto"/>
+          <w:sz w:val="22"/>
+          <w:szCs w:val="22"/>
           <w:lang w:val="es-ES"/>
         </w:rPr>
         <w:id w:val="-1472121963"/>
@@ -234,10 +240,8 @@
       </w:sdtPr>
       <w:sdtEndPr>
         <w:rPr>
-          <w:rFonts w:ascii="Calibri" w:eastAsiaTheme="minorEastAsia" w:hAnsi="Calibri" w:cstheme="minorBidi"/>
-          <w:color w:val="auto"/>
-          <w:sz w:val="22"/>
-          <w:szCs w:val="22"/>
+          <w:sz w:val="20"/>
+          <w:szCs w:val="20"/>
           <w:lang w:val="ca-ES"/>
         </w:rPr>
       </w:sdtEndPr>
@@ -268,39 +272,35 @@
             <w:rPr>
               <w:rFonts w:asciiTheme="minorHAnsi" w:hAnsiTheme="minorHAnsi"/>
               <w:noProof/>
-              <w:sz w:val="20"/>
-              <w:szCs w:val="20"/>
               <w:lang w:val="es-ES" w:eastAsia="es-ES"/>
             </w:rPr>
           </w:pPr>
           <w:r>
             <w:rPr>
-              <w:sz w:val="16"/>
-              <w:szCs w:val="16"/>
+              <w:sz w:val="14"/>
+              <w:szCs w:val="14"/>
             </w:rPr>
             <w:fldChar w:fldCharType="begin"/>
           </w:r>
           <w:r>
             <w:rPr>
-              <w:sz w:val="16"/>
-              <w:szCs w:val="16"/>
+              <w:sz w:val="14"/>
+              <w:szCs w:val="14"/>
             </w:rPr>
             <w:instrText xml:space="preserve"> TOC \o "1-3" \h \z \u </w:instrText>
           </w:r>
           <w:r>
             <w:rPr>
-              <w:sz w:val="16"/>
-              <w:szCs w:val="16"/>
+              <w:sz w:val="14"/>
+              <w:szCs w:val="14"/>
             </w:rPr>
             <w:fldChar w:fldCharType="separate"/>
           </w:r>
-          <w:hyperlink w:anchor="_Toc229585394" w:history="1">
+          <w:hyperlink w:anchor="_Toc229587467" w:history="1">
             <w:r>
               <w:rPr>
                 <w:rStyle w:val="Hipervnculo"/>
                 <w:noProof/>
-                <w:sz w:val="20"/>
-                <w:szCs w:val="20"/>
               </w:rPr>
               <w:t>1. Introducció</w:t>
             </w:r>
@@ -308,8 +308,6 @@
               <w:rPr>
                 <w:noProof/>
                 <w:webHidden/>
-                <w:sz w:val="20"/>
-                <w:szCs w:val="20"/>
               </w:rPr>
               <w:tab/>
             </w:r>
@@ -317,8 +315,6 @@
               <w:rPr>
                 <w:noProof/>
                 <w:webHidden/>
-                <w:sz w:val="20"/>
-                <w:szCs w:val="20"/>
               </w:rPr>
               <w:fldChar w:fldCharType="begin"/>
             </w:r>
@@ -326,25 +322,19 @@
               <w:rPr>
                 <w:noProof/>
                 <w:webHidden/>
-                <w:sz w:val="20"/>
-                <w:szCs w:val="20"/>
-              </w:rPr>
-              <w:instrText xml:space="preserve"> PAGEREF _Toc229585394 \h </w:instrText>
+              </w:rPr>
+              <w:instrText xml:space="preserve"> PAGEREF _Toc229587467 \h </w:instrText>
             </w:r>
             <w:r>
               <w:rPr>
                 <w:noProof/>
                 <w:webHidden/>
-                <w:sz w:val="20"/>
-                <w:szCs w:val="20"/>
               </w:rPr>
             </w:r>
             <w:r>
               <w:rPr>
                 <w:noProof/>
                 <w:webHidden/>
-                <w:sz w:val="20"/>
-                <w:szCs w:val="20"/>
               </w:rPr>
               <w:fldChar w:fldCharType="separate"/>
             </w:r>
@@ -352,8 +342,6 @@
               <w:rPr>
                 <w:noProof/>
                 <w:webHidden/>
-                <w:sz w:val="20"/>
-                <w:szCs w:val="20"/>
               </w:rPr>
               <w:t>3</w:t>
             </w:r>
@@ -361,8 +349,6 @@
               <w:rPr>
                 <w:noProof/>
                 <w:webHidden/>
-                <w:sz w:val="20"/>
-                <w:szCs w:val="20"/>
               </w:rPr>
               <w:fldChar w:fldCharType="end"/>
             </w:r>
@@ -371,86 +357,56 @@
         <w:p>
           <w:pPr>
             <w:pStyle w:val="TDC2"/>
-            <w:tabs>
-              <w:tab w:val="right" w:leader="dot" w:pos="8630"/>
-            </w:tabs>
             <w:rPr>
               <w:rFonts w:asciiTheme="minorHAnsi" w:hAnsiTheme="minorHAnsi"/>
-              <w:noProof/>
-              <w:sz w:val="20"/>
-              <w:szCs w:val="20"/>
               <w:lang w:val="es-ES" w:eastAsia="es-ES"/>
             </w:rPr>
           </w:pPr>
-          <w:hyperlink w:anchor="_Toc229585395" w:history="1">
+          <w:hyperlink w:anchor="_Toc229587468" w:history="1">
             <w:r>
               <w:rPr>
                 <w:rStyle w:val="Hipervnculo"/>
-                <w:noProof/>
-                <w:sz w:val="20"/>
-                <w:szCs w:val="20"/>
               </w:rPr>
               <w:t>1.1 Descripció del projecte</w:t>
             </w:r>
             <w:r>
               <w:rPr>
-                <w:noProof/>
-                <w:webHidden/>
-                <w:sz w:val="20"/>
-                <w:szCs w:val="20"/>
+                <w:webHidden/>
               </w:rPr>
               <w:tab/>
             </w:r>
             <w:r>
               <w:rPr>
-                <w:noProof/>
-                <w:webHidden/>
-                <w:sz w:val="20"/>
-                <w:szCs w:val="20"/>
+                <w:webHidden/>
               </w:rPr>
               <w:fldChar w:fldCharType="begin"/>
             </w:r>
             <w:r>
               <w:rPr>
-                <w:noProof/>
-                <w:webHidden/>
-                <w:sz w:val="20"/>
-                <w:szCs w:val="20"/>
-              </w:rPr>
-              <w:instrText xml:space="preserve"> PAGEREF _Toc229585395 \h </w:instrText>
-            </w:r>
-            <w:r>
-              <w:rPr>
-                <w:noProof/>
-                <w:webHidden/>
-                <w:sz w:val="20"/>
-                <w:szCs w:val="20"/>
-              </w:rPr>
-            </w:r>
-            <w:r>
-              <w:rPr>
-                <w:noProof/>
-                <w:webHidden/>
-                <w:sz w:val="20"/>
-                <w:szCs w:val="20"/>
+                <w:webHidden/>
+              </w:rPr>
+              <w:instrText xml:space="preserve"> PAGEREF _Toc229587468 \h </w:instrText>
+            </w:r>
+            <w:r>
+              <w:rPr>
+                <w:webHidden/>
+              </w:rPr>
+            </w:r>
+            <w:r>
+              <w:rPr>
+                <w:webHidden/>
               </w:rPr>
               <w:fldChar w:fldCharType="separate"/>
             </w:r>
             <w:r>
               <w:rPr>
-                <w:noProof/>
-                <w:webHidden/>
-                <w:sz w:val="20"/>
-                <w:szCs w:val="20"/>
+                <w:webHidden/>
               </w:rPr>
               <w:t>3</w:t>
             </w:r>
             <w:r>
               <w:rPr>
-                <w:noProof/>
-                <w:webHidden/>
-                <w:sz w:val="20"/>
-                <w:szCs w:val="20"/>
+                <w:webHidden/>
               </w:rPr>
               <w:fldChar w:fldCharType="end"/>
             </w:r>
@@ -459,86 +415,56 @@
         <w:p>
           <w:pPr>
             <w:pStyle w:val="TDC2"/>
-            <w:tabs>
-              <w:tab w:val="right" w:leader="dot" w:pos="8630"/>
-            </w:tabs>
             <w:rPr>
               <w:rFonts w:asciiTheme="minorHAnsi" w:hAnsiTheme="minorHAnsi"/>
-              <w:noProof/>
-              <w:sz w:val="20"/>
-              <w:szCs w:val="20"/>
               <w:lang w:val="es-ES" w:eastAsia="es-ES"/>
             </w:rPr>
           </w:pPr>
-          <w:hyperlink w:anchor="_Toc229585396" w:history="1">
+          <w:hyperlink w:anchor="_Toc229587469" w:history="1">
             <w:r>
               <w:rPr>
                 <w:rStyle w:val="Hipervnculo"/>
-                <w:noProof/>
-                <w:sz w:val="20"/>
-                <w:szCs w:val="20"/>
               </w:rPr>
               <w:t>1.2 Objectius</w:t>
             </w:r>
             <w:r>
               <w:rPr>
-                <w:noProof/>
-                <w:webHidden/>
-                <w:sz w:val="20"/>
-                <w:szCs w:val="20"/>
+                <w:webHidden/>
               </w:rPr>
               <w:tab/>
             </w:r>
             <w:r>
               <w:rPr>
-                <w:noProof/>
-                <w:webHidden/>
-                <w:sz w:val="20"/>
-                <w:szCs w:val="20"/>
+                <w:webHidden/>
               </w:rPr>
               <w:fldChar w:fldCharType="begin"/>
             </w:r>
             <w:r>
               <w:rPr>
-                <w:noProof/>
-                <w:webHidden/>
-                <w:sz w:val="20"/>
-                <w:szCs w:val="20"/>
-              </w:rPr>
-              <w:instrText xml:space="preserve"> PAGEREF _Toc229585396 \h </w:instrText>
-            </w:r>
-            <w:r>
-              <w:rPr>
-                <w:noProof/>
-                <w:webHidden/>
-                <w:sz w:val="20"/>
-                <w:szCs w:val="20"/>
-              </w:rPr>
-            </w:r>
-            <w:r>
-              <w:rPr>
-                <w:noProof/>
-                <w:webHidden/>
-                <w:sz w:val="20"/>
-                <w:szCs w:val="20"/>
+                <w:webHidden/>
+              </w:rPr>
+              <w:instrText xml:space="preserve"> PAGEREF _Toc229587469 \h </w:instrText>
+            </w:r>
+            <w:r>
+              <w:rPr>
+                <w:webHidden/>
+              </w:rPr>
+            </w:r>
+            <w:r>
+              <w:rPr>
+                <w:webHidden/>
               </w:rPr>
               <w:fldChar w:fldCharType="separate"/>
             </w:r>
             <w:r>
               <w:rPr>
-                <w:noProof/>
-                <w:webHidden/>
-                <w:sz w:val="20"/>
-                <w:szCs w:val="20"/>
+                <w:webHidden/>
               </w:rPr>
               <w:t>3</w:t>
             </w:r>
             <w:r>
               <w:rPr>
-                <w:noProof/>
-                <w:webHidden/>
-                <w:sz w:val="20"/>
-                <w:szCs w:val="20"/>
+                <w:webHidden/>
               </w:rPr>
               <w:fldChar w:fldCharType="end"/>
             </w:r>
@@ -547,86 +473,56 @@
         <w:p>
           <w:pPr>
             <w:pStyle w:val="TDC2"/>
-            <w:tabs>
-              <w:tab w:val="right" w:leader="dot" w:pos="8630"/>
-            </w:tabs>
             <w:rPr>
               <w:rFonts w:asciiTheme="minorHAnsi" w:hAnsiTheme="minorHAnsi"/>
-              <w:noProof/>
-              <w:sz w:val="20"/>
-              <w:szCs w:val="20"/>
               <w:lang w:val="es-ES" w:eastAsia="es-ES"/>
             </w:rPr>
           </w:pPr>
-          <w:hyperlink w:anchor="_Toc229585397" w:history="1">
+          <w:hyperlink w:anchor="_Toc229587470" w:history="1">
             <w:r>
               <w:rPr>
                 <w:rStyle w:val="Hipervnculo"/>
-                <w:noProof/>
-                <w:sz w:val="20"/>
-                <w:szCs w:val="20"/>
               </w:rPr>
               <w:t>1.3 Abast</w:t>
             </w:r>
             <w:r>
               <w:rPr>
-                <w:noProof/>
-                <w:webHidden/>
-                <w:sz w:val="20"/>
-                <w:szCs w:val="20"/>
+                <w:webHidden/>
               </w:rPr>
               <w:tab/>
             </w:r>
             <w:r>
               <w:rPr>
-                <w:noProof/>
-                <w:webHidden/>
-                <w:sz w:val="20"/>
-                <w:szCs w:val="20"/>
+                <w:webHidden/>
               </w:rPr>
               <w:fldChar w:fldCharType="begin"/>
             </w:r>
             <w:r>
               <w:rPr>
-                <w:noProof/>
-                <w:webHidden/>
-                <w:sz w:val="20"/>
-                <w:szCs w:val="20"/>
-              </w:rPr>
-              <w:instrText xml:space="preserve"> PAGEREF _Toc229585397 \h </w:instrText>
-            </w:r>
-            <w:r>
-              <w:rPr>
-                <w:noProof/>
-                <w:webHidden/>
-                <w:sz w:val="20"/>
-                <w:szCs w:val="20"/>
-              </w:rPr>
-            </w:r>
-            <w:r>
-              <w:rPr>
-                <w:noProof/>
-                <w:webHidden/>
-                <w:sz w:val="20"/>
-                <w:szCs w:val="20"/>
+                <w:webHidden/>
+              </w:rPr>
+              <w:instrText xml:space="preserve"> PAGEREF _Toc229587470 \h </w:instrText>
+            </w:r>
+            <w:r>
+              <w:rPr>
+                <w:webHidden/>
+              </w:rPr>
+            </w:r>
+            <w:r>
+              <w:rPr>
+                <w:webHidden/>
               </w:rPr>
               <w:fldChar w:fldCharType="separate"/>
             </w:r>
             <w:r>
               <w:rPr>
-                <w:noProof/>
-                <w:webHidden/>
-                <w:sz w:val="20"/>
-                <w:szCs w:val="20"/>
+                <w:webHidden/>
               </w:rPr>
               <w:t>3</w:t>
             </w:r>
             <w:r>
               <w:rPr>
-                <w:noProof/>
-                <w:webHidden/>
-                <w:sz w:val="20"/>
-                <w:szCs w:val="20"/>
+                <w:webHidden/>
               </w:rPr>
               <w:fldChar w:fldCharType="end"/>
             </w:r>
@@ -641,18 +537,14 @@
             <w:rPr>
               <w:rFonts w:asciiTheme="minorHAnsi" w:hAnsiTheme="minorHAnsi"/>
               <w:noProof/>
-              <w:sz w:val="20"/>
-              <w:szCs w:val="20"/>
               <w:lang w:val="es-ES" w:eastAsia="es-ES"/>
             </w:rPr>
           </w:pPr>
-          <w:hyperlink w:anchor="_Toc229585398" w:history="1">
+          <w:hyperlink w:anchor="_Toc229587471" w:history="1">
             <w:r>
               <w:rPr>
                 <w:rStyle w:val="Hipervnculo"/>
                 <w:noProof/>
-                <w:sz w:val="20"/>
-                <w:szCs w:val="20"/>
               </w:rPr>
               <w:t>2. Stack tecnològic</w:t>
             </w:r>
@@ -660,8 +552,6 @@
               <w:rPr>
                 <w:noProof/>
                 <w:webHidden/>
-                <w:sz w:val="20"/>
-                <w:szCs w:val="20"/>
               </w:rPr>
               <w:tab/>
             </w:r>
@@ -669,8 +559,6 @@
               <w:rPr>
                 <w:noProof/>
                 <w:webHidden/>
-                <w:sz w:val="20"/>
-                <w:szCs w:val="20"/>
               </w:rPr>
               <w:fldChar w:fldCharType="begin"/>
             </w:r>
@@ -678,25 +566,19 @@
               <w:rPr>
                 <w:noProof/>
                 <w:webHidden/>
-                <w:sz w:val="20"/>
-                <w:szCs w:val="20"/>
-              </w:rPr>
-              <w:instrText xml:space="preserve"> PAGEREF _Toc229585398 \h </w:instrText>
+              </w:rPr>
+              <w:instrText xml:space="preserve"> PAGEREF _Toc229587471 \h </w:instrText>
             </w:r>
             <w:r>
               <w:rPr>
                 <w:noProof/>
                 <w:webHidden/>
-                <w:sz w:val="20"/>
-                <w:szCs w:val="20"/>
               </w:rPr>
             </w:r>
             <w:r>
               <w:rPr>
                 <w:noProof/>
                 <w:webHidden/>
-                <w:sz w:val="20"/>
-                <w:szCs w:val="20"/>
               </w:rPr>
               <w:fldChar w:fldCharType="separate"/>
             </w:r>
@@ -704,8 +586,6 @@
               <w:rPr>
                 <w:noProof/>
                 <w:webHidden/>
-                <w:sz w:val="20"/>
-                <w:szCs w:val="20"/>
               </w:rPr>
               <w:t>3</w:t>
             </w:r>
@@ -713,8 +593,6 @@
               <w:rPr>
                 <w:noProof/>
                 <w:webHidden/>
-                <w:sz w:val="20"/>
-                <w:szCs w:val="20"/>
               </w:rPr>
               <w:fldChar w:fldCharType="end"/>
             </w:r>
@@ -723,86 +601,56 @@
         <w:p>
           <w:pPr>
             <w:pStyle w:val="TDC2"/>
-            <w:tabs>
-              <w:tab w:val="right" w:leader="dot" w:pos="8630"/>
-            </w:tabs>
             <w:rPr>
               <w:rFonts w:asciiTheme="minorHAnsi" w:hAnsiTheme="minorHAnsi"/>
-              <w:noProof/>
-              <w:sz w:val="20"/>
-              <w:szCs w:val="20"/>
               <w:lang w:val="es-ES" w:eastAsia="es-ES"/>
             </w:rPr>
           </w:pPr>
-          <w:hyperlink w:anchor="_Toc229585399" w:history="1">
+          <w:hyperlink w:anchor="_Toc229587472" w:history="1">
             <w:r>
               <w:rPr>
                 <w:rStyle w:val="Hipervnculo"/>
-                <w:noProof/>
-                <w:sz w:val="20"/>
-                <w:szCs w:val="20"/>
               </w:rPr>
               <w:t>2.1 Backend</w:t>
             </w:r>
             <w:r>
               <w:rPr>
-                <w:noProof/>
-                <w:webHidden/>
-                <w:sz w:val="20"/>
-                <w:szCs w:val="20"/>
+                <w:webHidden/>
               </w:rPr>
               <w:tab/>
             </w:r>
             <w:r>
               <w:rPr>
-                <w:noProof/>
-                <w:webHidden/>
-                <w:sz w:val="20"/>
-                <w:szCs w:val="20"/>
+                <w:webHidden/>
               </w:rPr>
               <w:fldChar w:fldCharType="begin"/>
             </w:r>
             <w:r>
               <w:rPr>
-                <w:noProof/>
-                <w:webHidden/>
-                <w:sz w:val="20"/>
-                <w:szCs w:val="20"/>
-              </w:rPr>
-              <w:instrText xml:space="preserve"> PAGEREF _Toc229585399 \h </w:instrText>
-            </w:r>
-            <w:r>
-              <w:rPr>
-                <w:noProof/>
-                <w:webHidden/>
-                <w:sz w:val="20"/>
-                <w:szCs w:val="20"/>
-              </w:rPr>
-            </w:r>
-            <w:r>
-              <w:rPr>
-                <w:noProof/>
-                <w:webHidden/>
-                <w:sz w:val="20"/>
-                <w:szCs w:val="20"/>
+                <w:webHidden/>
+              </w:rPr>
+              <w:instrText xml:space="preserve"> PAGEREF _Toc229587472 \h </w:instrText>
+            </w:r>
+            <w:r>
+              <w:rPr>
+                <w:webHidden/>
+              </w:rPr>
+            </w:r>
+            <w:r>
+              <w:rPr>
+                <w:webHidden/>
               </w:rPr>
               <w:fldChar w:fldCharType="separate"/>
             </w:r>
             <w:r>
               <w:rPr>
-                <w:noProof/>
-                <w:webHidden/>
-                <w:sz w:val="20"/>
-                <w:szCs w:val="20"/>
+                <w:webHidden/>
               </w:rPr>
               <w:t>3</w:t>
             </w:r>
             <w:r>
               <w:rPr>
-                <w:noProof/>
-                <w:webHidden/>
-                <w:sz w:val="20"/>
-                <w:szCs w:val="20"/>
+                <w:webHidden/>
               </w:rPr>
               <w:fldChar w:fldCharType="end"/>
             </w:r>
@@ -811,86 +659,56 @@
         <w:p>
           <w:pPr>
             <w:pStyle w:val="TDC2"/>
-            <w:tabs>
-              <w:tab w:val="right" w:leader="dot" w:pos="8630"/>
-            </w:tabs>
             <w:rPr>
               <w:rFonts w:asciiTheme="minorHAnsi" w:hAnsiTheme="minorHAnsi"/>
-              <w:noProof/>
-              <w:sz w:val="20"/>
-              <w:szCs w:val="20"/>
               <w:lang w:val="es-ES" w:eastAsia="es-ES"/>
             </w:rPr>
           </w:pPr>
-          <w:hyperlink w:anchor="_Toc229585400" w:history="1">
+          <w:hyperlink w:anchor="_Toc229587473" w:history="1">
             <w:r>
               <w:rPr>
                 <w:rStyle w:val="Hipervnculo"/>
-                <w:noProof/>
-                <w:sz w:val="20"/>
-                <w:szCs w:val="20"/>
               </w:rPr>
               <w:t>2.2 Frontend</w:t>
             </w:r>
             <w:r>
               <w:rPr>
-                <w:noProof/>
-                <w:webHidden/>
-                <w:sz w:val="20"/>
-                <w:szCs w:val="20"/>
+                <w:webHidden/>
               </w:rPr>
               <w:tab/>
             </w:r>
             <w:r>
               <w:rPr>
-                <w:noProof/>
-                <w:webHidden/>
-                <w:sz w:val="20"/>
-                <w:szCs w:val="20"/>
+                <w:webHidden/>
               </w:rPr>
               <w:fldChar w:fldCharType="begin"/>
             </w:r>
             <w:r>
               <w:rPr>
-                <w:noProof/>
-                <w:webHidden/>
-                <w:sz w:val="20"/>
-                <w:szCs w:val="20"/>
-              </w:rPr>
-              <w:instrText xml:space="preserve"> PAGEREF _Toc229585400 \h </w:instrText>
-            </w:r>
-            <w:r>
-              <w:rPr>
-                <w:noProof/>
-                <w:webHidden/>
-                <w:sz w:val="20"/>
-                <w:szCs w:val="20"/>
-              </w:rPr>
-            </w:r>
-            <w:r>
-              <w:rPr>
-                <w:noProof/>
-                <w:webHidden/>
-                <w:sz w:val="20"/>
-                <w:szCs w:val="20"/>
+                <w:webHidden/>
+              </w:rPr>
+              <w:instrText xml:space="preserve"> PAGEREF _Toc229587473 \h </w:instrText>
+            </w:r>
+            <w:r>
+              <w:rPr>
+                <w:webHidden/>
+              </w:rPr>
+            </w:r>
+            <w:r>
+              <w:rPr>
+                <w:webHidden/>
               </w:rPr>
               <w:fldChar w:fldCharType="separate"/>
             </w:r>
             <w:r>
               <w:rPr>
-                <w:noProof/>
-                <w:webHidden/>
-                <w:sz w:val="20"/>
-                <w:szCs w:val="20"/>
+                <w:webHidden/>
               </w:rPr>
               <w:t>3</w:t>
             </w:r>
             <w:r>
               <w:rPr>
-                <w:noProof/>
-                <w:webHidden/>
-                <w:sz w:val="20"/>
-                <w:szCs w:val="20"/>
+                <w:webHidden/>
               </w:rPr>
               <w:fldChar w:fldCharType="end"/>
             </w:r>
@@ -899,86 +717,56 @@
         <w:p>
           <w:pPr>
             <w:pStyle w:val="TDC2"/>
-            <w:tabs>
-              <w:tab w:val="right" w:leader="dot" w:pos="8630"/>
-            </w:tabs>
             <w:rPr>
               <w:rFonts w:asciiTheme="minorHAnsi" w:hAnsiTheme="minorHAnsi"/>
-              <w:noProof/>
-              <w:sz w:val="20"/>
-              <w:szCs w:val="20"/>
               <w:lang w:val="es-ES" w:eastAsia="es-ES"/>
             </w:rPr>
           </w:pPr>
-          <w:hyperlink w:anchor="_Toc229585401" w:history="1">
+          <w:hyperlink w:anchor="_Toc229587474" w:history="1">
             <w:r>
               <w:rPr>
                 <w:rStyle w:val="Hipervnculo"/>
-                <w:noProof/>
-                <w:sz w:val="20"/>
-                <w:szCs w:val="20"/>
               </w:rPr>
               <w:t>2.3 Base de dades</w:t>
             </w:r>
             <w:r>
               <w:rPr>
-                <w:noProof/>
-                <w:webHidden/>
-                <w:sz w:val="20"/>
-                <w:szCs w:val="20"/>
+                <w:webHidden/>
               </w:rPr>
               <w:tab/>
             </w:r>
             <w:r>
               <w:rPr>
-                <w:noProof/>
-                <w:webHidden/>
-                <w:sz w:val="20"/>
-                <w:szCs w:val="20"/>
+                <w:webHidden/>
               </w:rPr>
               <w:fldChar w:fldCharType="begin"/>
             </w:r>
             <w:r>
               <w:rPr>
-                <w:noProof/>
-                <w:webHidden/>
-                <w:sz w:val="20"/>
-                <w:szCs w:val="20"/>
-              </w:rPr>
-              <w:instrText xml:space="preserve"> PAGEREF _Toc229585401 \h </w:instrText>
-            </w:r>
-            <w:r>
-              <w:rPr>
-                <w:noProof/>
-                <w:webHidden/>
-                <w:sz w:val="20"/>
-                <w:szCs w:val="20"/>
-              </w:rPr>
-            </w:r>
-            <w:r>
-              <w:rPr>
-                <w:noProof/>
-                <w:webHidden/>
-                <w:sz w:val="20"/>
-                <w:szCs w:val="20"/>
+                <w:webHidden/>
+              </w:rPr>
+              <w:instrText xml:space="preserve"> PAGEREF _Toc229587474 \h </w:instrText>
+            </w:r>
+            <w:r>
+              <w:rPr>
+                <w:webHidden/>
+              </w:rPr>
+            </w:r>
+            <w:r>
+              <w:rPr>
+                <w:webHidden/>
               </w:rPr>
               <w:fldChar w:fldCharType="separate"/>
             </w:r>
             <w:r>
               <w:rPr>
-                <w:noProof/>
-                <w:webHidden/>
-                <w:sz w:val="20"/>
-                <w:szCs w:val="20"/>
+                <w:webHidden/>
               </w:rPr>
               <w:t>3</w:t>
             </w:r>
             <w:r>
               <w:rPr>
-                <w:noProof/>
-                <w:webHidden/>
-                <w:sz w:val="20"/>
-                <w:szCs w:val="20"/>
+                <w:webHidden/>
               </w:rPr>
               <w:fldChar w:fldCharType="end"/>
             </w:r>
@@ -987,86 +775,56 @@
         <w:p>
           <w:pPr>
             <w:pStyle w:val="TDC2"/>
-            <w:tabs>
-              <w:tab w:val="right" w:leader="dot" w:pos="8630"/>
-            </w:tabs>
             <w:rPr>
               <w:rFonts w:asciiTheme="minorHAnsi" w:hAnsiTheme="minorHAnsi"/>
-              <w:noProof/>
-              <w:sz w:val="20"/>
-              <w:szCs w:val="20"/>
               <w:lang w:val="es-ES" w:eastAsia="es-ES"/>
             </w:rPr>
           </w:pPr>
-          <w:hyperlink w:anchor="_Toc229585402" w:history="1">
+          <w:hyperlink w:anchor="_Toc229587475" w:history="1">
             <w:r>
               <w:rPr>
                 <w:rStyle w:val="Hipervnculo"/>
-                <w:noProof/>
-                <w:sz w:val="20"/>
-                <w:szCs w:val="20"/>
               </w:rPr>
               <w:t>2.4 Serveis i llibreries</w:t>
             </w:r>
             <w:r>
               <w:rPr>
-                <w:noProof/>
-                <w:webHidden/>
-                <w:sz w:val="20"/>
-                <w:szCs w:val="20"/>
+                <w:webHidden/>
               </w:rPr>
               <w:tab/>
             </w:r>
             <w:r>
               <w:rPr>
-                <w:noProof/>
-                <w:webHidden/>
-                <w:sz w:val="20"/>
-                <w:szCs w:val="20"/>
+                <w:webHidden/>
               </w:rPr>
               <w:fldChar w:fldCharType="begin"/>
             </w:r>
             <w:r>
               <w:rPr>
-                <w:noProof/>
-                <w:webHidden/>
-                <w:sz w:val="20"/>
-                <w:szCs w:val="20"/>
-              </w:rPr>
-              <w:instrText xml:space="preserve"> PAGEREF _Toc229585402 \h </w:instrText>
-            </w:r>
-            <w:r>
-              <w:rPr>
-                <w:noProof/>
-                <w:webHidden/>
-                <w:sz w:val="20"/>
-                <w:szCs w:val="20"/>
-              </w:rPr>
-            </w:r>
-            <w:r>
-              <w:rPr>
-                <w:noProof/>
-                <w:webHidden/>
-                <w:sz w:val="20"/>
-                <w:szCs w:val="20"/>
+                <w:webHidden/>
+              </w:rPr>
+              <w:instrText xml:space="preserve"> PAGEREF _Toc229587475 \h </w:instrText>
+            </w:r>
+            <w:r>
+              <w:rPr>
+                <w:webHidden/>
+              </w:rPr>
+            </w:r>
+            <w:r>
+              <w:rPr>
+                <w:webHidden/>
               </w:rPr>
               <w:fldChar w:fldCharType="separate"/>
             </w:r>
             <w:r>
               <w:rPr>
-                <w:noProof/>
-                <w:webHidden/>
-                <w:sz w:val="20"/>
-                <w:szCs w:val="20"/>
+                <w:webHidden/>
               </w:rPr>
               <w:t>4</w:t>
             </w:r>
             <w:r>
               <w:rPr>
-                <w:noProof/>
-                <w:webHidden/>
-                <w:sz w:val="20"/>
-                <w:szCs w:val="20"/>
+                <w:webHidden/>
               </w:rPr>
               <w:fldChar w:fldCharType="end"/>
             </w:r>
@@ -1081,18 +839,14 @@
             <w:rPr>
               <w:rFonts w:asciiTheme="minorHAnsi" w:hAnsiTheme="minorHAnsi"/>
               <w:noProof/>
-              <w:sz w:val="20"/>
-              <w:szCs w:val="20"/>
               <w:lang w:val="es-ES" w:eastAsia="es-ES"/>
             </w:rPr>
           </w:pPr>
-          <w:hyperlink w:anchor="_Toc229585403" w:history="1">
+          <w:hyperlink w:anchor="_Toc229587476" w:history="1">
             <w:r>
               <w:rPr>
                 <w:rStyle w:val="Hipervnculo"/>
                 <w:noProof/>
-                <w:sz w:val="20"/>
-                <w:szCs w:val="20"/>
               </w:rPr>
               <w:t>3. Arquitectura del sistema</w:t>
             </w:r>
@@ -1100,8 +854,6 @@
               <w:rPr>
                 <w:noProof/>
                 <w:webHidden/>
-                <w:sz w:val="20"/>
-                <w:szCs w:val="20"/>
               </w:rPr>
               <w:tab/>
             </w:r>
@@ -1109,8 +861,6 @@
               <w:rPr>
                 <w:noProof/>
                 <w:webHidden/>
-                <w:sz w:val="20"/>
-                <w:szCs w:val="20"/>
               </w:rPr>
               <w:fldChar w:fldCharType="begin"/>
             </w:r>
@@ -1118,25 +868,19 @@
               <w:rPr>
                 <w:noProof/>
                 <w:webHidden/>
-                <w:sz w:val="20"/>
-                <w:szCs w:val="20"/>
-              </w:rPr>
-              <w:instrText xml:space="preserve"> PAGEREF _Toc229585403 \h </w:instrText>
+              </w:rPr>
+              <w:instrText xml:space="preserve"> PAGEREF _Toc229587476 \h </w:instrText>
             </w:r>
             <w:r>
               <w:rPr>
                 <w:noProof/>
                 <w:webHidden/>
-                <w:sz w:val="20"/>
-                <w:szCs w:val="20"/>
               </w:rPr>
             </w:r>
             <w:r>
               <w:rPr>
                 <w:noProof/>
                 <w:webHidden/>
-                <w:sz w:val="20"/>
-                <w:szCs w:val="20"/>
               </w:rPr>
               <w:fldChar w:fldCharType="separate"/>
             </w:r>
@@ -1144,17 +888,13 @@
               <w:rPr>
                 <w:noProof/>
                 <w:webHidden/>
-                <w:sz w:val="20"/>
-                <w:szCs w:val="20"/>
-              </w:rPr>
-              <w:t>5</w:t>
+              </w:rPr>
+              <w:t>4</w:t>
             </w:r>
             <w:r>
               <w:rPr>
                 <w:noProof/>
                 <w:webHidden/>
-                <w:sz w:val="20"/>
-                <w:szCs w:val="20"/>
               </w:rPr>
               <w:fldChar w:fldCharType="end"/>
             </w:r>
@@ -1163,86 +903,56 @@
         <w:p>
           <w:pPr>
             <w:pStyle w:val="TDC2"/>
-            <w:tabs>
-              <w:tab w:val="right" w:leader="dot" w:pos="8630"/>
-            </w:tabs>
             <w:rPr>
               <w:rFonts w:asciiTheme="minorHAnsi" w:hAnsiTheme="minorHAnsi"/>
-              <w:noProof/>
-              <w:sz w:val="20"/>
-              <w:szCs w:val="20"/>
               <w:lang w:val="es-ES" w:eastAsia="es-ES"/>
             </w:rPr>
           </w:pPr>
-          <w:hyperlink w:anchor="_Toc229585404" w:history="1">
+          <w:hyperlink w:anchor="_Toc229587477" w:history="1">
             <w:r>
               <w:rPr>
                 <w:rStyle w:val="Hipervnculo"/>
-                <w:noProof/>
-                <w:sz w:val="20"/>
-                <w:szCs w:val="20"/>
               </w:rPr>
               <w:t>3.1 Estructura de carpetes</w:t>
             </w:r>
             <w:r>
               <w:rPr>
-                <w:noProof/>
-                <w:webHidden/>
-                <w:sz w:val="20"/>
-                <w:szCs w:val="20"/>
+                <w:webHidden/>
               </w:rPr>
               <w:tab/>
             </w:r>
             <w:r>
               <w:rPr>
-                <w:noProof/>
-                <w:webHidden/>
-                <w:sz w:val="20"/>
-                <w:szCs w:val="20"/>
+                <w:webHidden/>
               </w:rPr>
               <w:fldChar w:fldCharType="begin"/>
             </w:r>
             <w:r>
               <w:rPr>
-                <w:noProof/>
-                <w:webHidden/>
-                <w:sz w:val="20"/>
-                <w:szCs w:val="20"/>
-              </w:rPr>
-              <w:instrText xml:space="preserve"> PAGEREF _Toc229585404 \h </w:instrText>
-            </w:r>
-            <w:r>
-              <w:rPr>
-                <w:noProof/>
-                <w:webHidden/>
-                <w:sz w:val="20"/>
-                <w:szCs w:val="20"/>
-              </w:rPr>
-            </w:r>
-            <w:r>
-              <w:rPr>
-                <w:noProof/>
-                <w:webHidden/>
-                <w:sz w:val="20"/>
-                <w:szCs w:val="20"/>
+                <w:webHidden/>
+              </w:rPr>
+              <w:instrText xml:space="preserve"> PAGEREF _Toc229587477 \h </w:instrText>
+            </w:r>
+            <w:r>
+              <w:rPr>
+                <w:webHidden/>
+              </w:rPr>
+            </w:r>
+            <w:r>
+              <w:rPr>
+                <w:webHidden/>
               </w:rPr>
               <w:fldChar w:fldCharType="separate"/>
             </w:r>
             <w:r>
               <w:rPr>
-                <w:noProof/>
-                <w:webHidden/>
-                <w:sz w:val="20"/>
-                <w:szCs w:val="20"/>
-              </w:rPr>
-              <w:t>5</w:t>
-            </w:r>
-            <w:r>
-              <w:rPr>
-                <w:noProof/>
-                <w:webHidden/>
-                <w:sz w:val="20"/>
-                <w:szCs w:val="20"/>
+                <w:webHidden/>
+              </w:rPr>
+              <w:t>4</w:t>
+            </w:r>
+            <w:r>
+              <w:rPr>
+                <w:webHidden/>
               </w:rPr>
               <w:fldChar w:fldCharType="end"/>
             </w:r>
@@ -1251,86 +961,56 @@
         <w:p>
           <w:pPr>
             <w:pStyle w:val="TDC2"/>
-            <w:tabs>
-              <w:tab w:val="right" w:leader="dot" w:pos="8630"/>
-            </w:tabs>
             <w:rPr>
               <w:rFonts w:asciiTheme="minorHAnsi" w:hAnsiTheme="minorHAnsi"/>
-              <w:noProof/>
-              <w:sz w:val="20"/>
-              <w:szCs w:val="20"/>
               <w:lang w:val="es-ES" w:eastAsia="es-ES"/>
             </w:rPr>
           </w:pPr>
-          <w:hyperlink w:anchor="_Toc229585405" w:history="1">
+          <w:hyperlink w:anchor="_Toc229587478" w:history="1">
             <w:r>
               <w:rPr>
                 <w:rStyle w:val="Hipervnculo"/>
-                <w:noProof/>
-                <w:sz w:val="20"/>
-                <w:szCs w:val="20"/>
-              </w:rPr>
-              <w:t>3.2 Diagrama de l'arquitectura</w:t>
-            </w:r>
-            <w:r>
-              <w:rPr>
-                <w:noProof/>
-                <w:webHidden/>
-                <w:sz w:val="20"/>
-                <w:szCs w:val="20"/>
+              </w:rPr>
+              <w:t>3.2 Flux de dades</w:t>
+            </w:r>
+            <w:r>
+              <w:rPr>
+                <w:webHidden/>
               </w:rPr>
               <w:tab/>
             </w:r>
             <w:r>
               <w:rPr>
-                <w:noProof/>
-                <w:webHidden/>
-                <w:sz w:val="20"/>
-                <w:szCs w:val="20"/>
+                <w:webHidden/>
               </w:rPr>
               <w:fldChar w:fldCharType="begin"/>
             </w:r>
             <w:r>
               <w:rPr>
-                <w:noProof/>
-                <w:webHidden/>
-                <w:sz w:val="20"/>
-                <w:szCs w:val="20"/>
-              </w:rPr>
-              <w:instrText xml:space="preserve"> PAGEREF _Toc229585405 \h </w:instrText>
-            </w:r>
-            <w:r>
-              <w:rPr>
-                <w:noProof/>
-                <w:webHidden/>
-                <w:sz w:val="20"/>
-                <w:szCs w:val="20"/>
-              </w:rPr>
-            </w:r>
-            <w:r>
-              <w:rPr>
-                <w:noProof/>
-                <w:webHidden/>
-                <w:sz w:val="20"/>
-                <w:szCs w:val="20"/>
+                <w:webHidden/>
+              </w:rPr>
+              <w:instrText xml:space="preserve"> PAGEREF _Toc229587478 \h </w:instrText>
+            </w:r>
+            <w:r>
+              <w:rPr>
+                <w:webHidden/>
+              </w:rPr>
+            </w:r>
+            <w:r>
+              <w:rPr>
+                <w:webHidden/>
               </w:rPr>
               <w:fldChar w:fldCharType="separate"/>
             </w:r>
             <w:r>
               <w:rPr>
-                <w:noProof/>
-                <w:webHidden/>
-                <w:sz w:val="20"/>
-                <w:szCs w:val="20"/>
-              </w:rPr>
-              <w:t>5</w:t>
-            </w:r>
-            <w:r>
-              <w:rPr>
-                <w:noProof/>
-                <w:webHidden/>
-                <w:sz w:val="20"/>
-                <w:szCs w:val="20"/>
+                <w:webHidden/>
+              </w:rPr>
+              <w:t>4</w:t>
+            </w:r>
+            <w:r>
+              <w:rPr>
+                <w:webHidden/>
               </w:rPr>
               <w:fldChar w:fldCharType="end"/>
             </w:r>
@@ -1339,86 +1019,56 @@
         <w:p>
           <w:pPr>
             <w:pStyle w:val="TDC2"/>
-            <w:tabs>
-              <w:tab w:val="right" w:leader="dot" w:pos="8630"/>
-            </w:tabs>
             <w:rPr>
               <w:rFonts w:asciiTheme="minorHAnsi" w:hAnsiTheme="minorHAnsi"/>
-              <w:noProof/>
-              <w:sz w:val="20"/>
-              <w:szCs w:val="20"/>
               <w:lang w:val="es-ES" w:eastAsia="es-ES"/>
             </w:rPr>
           </w:pPr>
-          <w:hyperlink w:anchor="_Toc229585406" w:history="1">
+          <w:hyperlink w:anchor="_Toc229587479" w:history="1">
             <w:r>
               <w:rPr>
                 <w:rStyle w:val="Hipervnculo"/>
-                <w:noProof/>
-                <w:sz w:val="20"/>
-                <w:szCs w:val="20"/>
-              </w:rPr>
-              <w:t>3.3 Flux de dades</w:t>
-            </w:r>
-            <w:r>
-              <w:rPr>
-                <w:noProof/>
-                <w:webHidden/>
-                <w:sz w:val="20"/>
-                <w:szCs w:val="20"/>
+              </w:rPr>
+              <w:t>3.3 Patrons de disseny</w:t>
+            </w:r>
+            <w:r>
+              <w:rPr>
+                <w:webHidden/>
               </w:rPr>
               <w:tab/>
             </w:r>
             <w:r>
               <w:rPr>
-                <w:noProof/>
-                <w:webHidden/>
-                <w:sz w:val="20"/>
-                <w:szCs w:val="20"/>
+                <w:webHidden/>
               </w:rPr>
               <w:fldChar w:fldCharType="begin"/>
             </w:r>
             <w:r>
               <w:rPr>
-                <w:noProof/>
-                <w:webHidden/>
-                <w:sz w:val="20"/>
-                <w:szCs w:val="20"/>
-              </w:rPr>
-              <w:instrText xml:space="preserve"> PAGEREF _Toc229585406 \h </w:instrText>
-            </w:r>
-            <w:r>
-              <w:rPr>
-                <w:noProof/>
-                <w:webHidden/>
-                <w:sz w:val="20"/>
-                <w:szCs w:val="20"/>
-              </w:rPr>
-            </w:r>
-            <w:r>
-              <w:rPr>
-                <w:noProof/>
-                <w:webHidden/>
-                <w:sz w:val="20"/>
-                <w:szCs w:val="20"/>
+                <w:webHidden/>
+              </w:rPr>
+              <w:instrText xml:space="preserve"> PAGEREF _Toc229587479 \h </w:instrText>
+            </w:r>
+            <w:r>
+              <w:rPr>
+                <w:webHidden/>
+              </w:rPr>
+            </w:r>
+            <w:r>
+              <w:rPr>
+                <w:webHidden/>
               </w:rPr>
               <w:fldChar w:fldCharType="separate"/>
             </w:r>
             <w:r>
               <w:rPr>
-                <w:noProof/>
-                <w:webHidden/>
-                <w:sz w:val="20"/>
-                <w:szCs w:val="20"/>
-              </w:rPr>
-              <w:t>5</w:t>
-            </w:r>
-            <w:r>
-              <w:rPr>
-                <w:noProof/>
-                <w:webHidden/>
-                <w:sz w:val="20"/>
-                <w:szCs w:val="20"/>
+                <w:webHidden/>
+              </w:rPr>
+              <w:t>4</w:t>
+            </w:r>
+            <w:r>
+              <w:rPr>
+                <w:webHidden/>
               </w:rPr>
               <w:fldChar w:fldCharType="end"/>
             </w:r>
@@ -1427,174 +1077,56 @@
         <w:p>
           <w:pPr>
             <w:pStyle w:val="TDC2"/>
-            <w:tabs>
-              <w:tab w:val="right" w:leader="dot" w:pos="8630"/>
-            </w:tabs>
             <w:rPr>
               <w:rFonts w:asciiTheme="minorHAnsi" w:hAnsiTheme="minorHAnsi"/>
-              <w:noProof/>
-              <w:sz w:val="20"/>
-              <w:szCs w:val="20"/>
               <w:lang w:val="es-ES" w:eastAsia="es-ES"/>
             </w:rPr>
           </w:pPr>
-          <w:hyperlink w:anchor="_Toc229585407" w:history="1">
+          <w:hyperlink w:anchor="_Toc229587480" w:history="1">
             <w:r>
               <w:rPr>
                 <w:rStyle w:val="Hipervnculo"/>
-                <w:noProof/>
-                <w:sz w:val="20"/>
-                <w:szCs w:val="20"/>
-              </w:rPr>
-              <w:t>3.4 Patrons de disseny</w:t>
-            </w:r>
-            <w:r>
-              <w:rPr>
-                <w:noProof/>
-                <w:webHidden/>
-                <w:sz w:val="20"/>
-                <w:szCs w:val="20"/>
+              </w:rPr>
+              <w:t>3.4 Que es una SPA i per que s'utilitza</w:t>
+            </w:r>
+            <w:r>
+              <w:rPr>
+                <w:webHidden/>
               </w:rPr>
               <w:tab/>
             </w:r>
             <w:r>
               <w:rPr>
-                <w:noProof/>
-                <w:webHidden/>
-                <w:sz w:val="20"/>
-                <w:szCs w:val="20"/>
+                <w:webHidden/>
               </w:rPr>
               <w:fldChar w:fldCharType="begin"/>
             </w:r>
             <w:r>
               <w:rPr>
-                <w:noProof/>
-                <w:webHidden/>
-                <w:sz w:val="20"/>
-                <w:szCs w:val="20"/>
-              </w:rPr>
-              <w:instrText xml:space="preserve"> PAGEREF _Toc229585407 \h </w:instrText>
-            </w:r>
-            <w:r>
-              <w:rPr>
-                <w:noProof/>
-                <w:webHidden/>
-                <w:sz w:val="20"/>
-                <w:szCs w:val="20"/>
-              </w:rPr>
-            </w:r>
-            <w:r>
-              <w:rPr>
-                <w:noProof/>
-                <w:webHidden/>
-                <w:sz w:val="20"/>
-                <w:szCs w:val="20"/>
+                <w:webHidden/>
+              </w:rPr>
+              <w:instrText xml:space="preserve"> PAGEREF _Toc229587480 \h </w:instrText>
+            </w:r>
+            <w:r>
+              <w:rPr>
+                <w:webHidden/>
+              </w:rPr>
+            </w:r>
+            <w:r>
+              <w:rPr>
+                <w:webHidden/>
               </w:rPr>
               <w:fldChar w:fldCharType="separate"/>
             </w:r>
             <w:r>
               <w:rPr>
-                <w:noProof/>
-                <w:webHidden/>
-                <w:sz w:val="20"/>
-                <w:szCs w:val="20"/>
-              </w:rPr>
-              <w:t>5</w:t>
-            </w:r>
-            <w:r>
-              <w:rPr>
-                <w:noProof/>
-                <w:webHidden/>
-                <w:sz w:val="20"/>
-                <w:szCs w:val="20"/>
-              </w:rPr>
-              <w:fldChar w:fldCharType="end"/>
-            </w:r>
-          </w:hyperlink>
-        </w:p>
-        <w:p>
-          <w:pPr>
-            <w:pStyle w:val="TDC2"/>
-            <w:tabs>
-              <w:tab w:val="right" w:leader="dot" w:pos="8630"/>
-            </w:tabs>
-            <w:rPr>
-              <w:rFonts w:asciiTheme="minorHAnsi" w:hAnsiTheme="minorHAnsi"/>
-              <w:noProof/>
-              <w:sz w:val="20"/>
-              <w:szCs w:val="20"/>
-              <w:lang w:val="es-ES" w:eastAsia="es-ES"/>
-            </w:rPr>
-          </w:pPr>
-          <w:hyperlink w:anchor="_Toc229585408" w:history="1">
-            <w:r>
-              <w:rPr>
-                <w:rStyle w:val="Hipervnculo"/>
-                <w:noProof/>
-                <w:sz w:val="20"/>
-                <w:szCs w:val="20"/>
-              </w:rPr>
-              <w:t>3.5 Que es una SPA i per que s'utilitza</w:t>
-            </w:r>
-            <w:r>
-              <w:rPr>
-                <w:noProof/>
-                <w:webHidden/>
-                <w:sz w:val="20"/>
-                <w:szCs w:val="20"/>
-              </w:rPr>
-              <w:tab/>
-            </w:r>
-            <w:r>
-              <w:rPr>
-                <w:noProof/>
-                <w:webHidden/>
-                <w:sz w:val="20"/>
-                <w:szCs w:val="20"/>
-              </w:rPr>
-              <w:fldChar w:fldCharType="begin"/>
-            </w:r>
-            <w:r>
-              <w:rPr>
-                <w:noProof/>
-                <w:webHidden/>
-                <w:sz w:val="20"/>
-                <w:szCs w:val="20"/>
-              </w:rPr>
-              <w:instrText xml:space="preserve"> PAGEREF _Toc229585408 \h </w:instrText>
-            </w:r>
-            <w:r>
-              <w:rPr>
-                <w:noProof/>
-                <w:webHidden/>
-                <w:sz w:val="20"/>
-                <w:szCs w:val="20"/>
-              </w:rPr>
-            </w:r>
-            <w:r>
-              <w:rPr>
-                <w:noProof/>
-                <w:webHidden/>
-                <w:sz w:val="20"/>
-                <w:szCs w:val="20"/>
-              </w:rPr>
-              <w:fldChar w:fldCharType="separate"/>
-            </w:r>
-            <w:r>
-              <w:rPr>
-                <w:noProof/>
-                <w:webHidden/>
-                <w:sz w:val="20"/>
-                <w:szCs w:val="20"/>
-              </w:rPr>
-              <w:t>5</w:t>
-            </w:r>
-            <w:r>
-              <w:rPr>
-                <w:noProof/>
-                <w:webHidden/>
-                <w:sz w:val="20"/>
-                <w:szCs w:val="20"/>
+                <w:webHidden/>
+              </w:rPr>
+              <w:t>4</w:t>
+            </w:r>
+            <w:r>
+              <w:rPr>
+                <w:webHidden/>
               </w:rPr>
               <w:fldChar w:fldCharType="end"/>
             </w:r>
@@ -1609,18 +1141,14 @@
             <w:rPr>
               <w:rFonts w:asciiTheme="minorHAnsi" w:hAnsiTheme="minorHAnsi"/>
               <w:noProof/>
-              <w:sz w:val="20"/>
-              <w:szCs w:val="20"/>
               <w:lang w:val="es-ES" w:eastAsia="es-ES"/>
             </w:rPr>
           </w:pPr>
-          <w:hyperlink w:anchor="_Toc229585409" w:history="1">
+          <w:hyperlink w:anchor="_Toc229587481" w:history="1">
             <w:r>
               <w:rPr>
                 <w:rStyle w:val="Hipervnculo"/>
                 <w:noProof/>
-                <w:sz w:val="20"/>
-                <w:szCs w:val="20"/>
               </w:rPr>
               <w:t>4. Decisions tècniques</w:t>
             </w:r>
@@ -1628,8 +1156,6 @@
               <w:rPr>
                 <w:noProof/>
                 <w:webHidden/>
-                <w:sz w:val="20"/>
-                <w:szCs w:val="20"/>
               </w:rPr>
               <w:tab/>
             </w:r>
@@ -1637,8 +1163,6 @@
               <w:rPr>
                 <w:noProof/>
                 <w:webHidden/>
-                <w:sz w:val="20"/>
-                <w:szCs w:val="20"/>
               </w:rPr>
               <w:fldChar w:fldCharType="begin"/>
             </w:r>
@@ -1646,25 +1170,19 @@
               <w:rPr>
                 <w:noProof/>
                 <w:webHidden/>
-                <w:sz w:val="20"/>
-                <w:szCs w:val="20"/>
-              </w:rPr>
-              <w:instrText xml:space="preserve"> PAGEREF _Toc229585409 \h </w:instrText>
+              </w:rPr>
+              <w:instrText xml:space="preserve"> PAGEREF _Toc229587481 \h </w:instrText>
             </w:r>
             <w:r>
               <w:rPr>
                 <w:noProof/>
                 <w:webHidden/>
-                <w:sz w:val="20"/>
-                <w:szCs w:val="20"/>
               </w:rPr>
             </w:r>
             <w:r>
               <w:rPr>
                 <w:noProof/>
                 <w:webHidden/>
-                <w:sz w:val="20"/>
-                <w:szCs w:val="20"/>
               </w:rPr>
               <w:fldChar w:fldCharType="separate"/>
             </w:r>
@@ -1672,17 +1190,13 @@
               <w:rPr>
                 <w:noProof/>
                 <w:webHidden/>
-                <w:sz w:val="20"/>
-                <w:szCs w:val="20"/>
-              </w:rPr>
-              <w:t>6</w:t>
+              </w:rPr>
+              <w:t>5</w:t>
             </w:r>
             <w:r>
               <w:rPr>
                 <w:noProof/>
                 <w:webHidden/>
-                <w:sz w:val="20"/>
-                <w:szCs w:val="20"/>
               </w:rPr>
               <w:fldChar w:fldCharType="end"/>
             </w:r>
@@ -1691,86 +1205,56 @@
         <w:p>
           <w:pPr>
             <w:pStyle w:val="TDC2"/>
-            <w:tabs>
-              <w:tab w:val="right" w:leader="dot" w:pos="8630"/>
-            </w:tabs>
             <w:rPr>
               <w:rFonts w:asciiTheme="minorHAnsi" w:hAnsiTheme="minorHAnsi"/>
-              <w:noProof/>
-              <w:sz w:val="20"/>
-              <w:szCs w:val="20"/>
               <w:lang w:val="es-ES" w:eastAsia="es-ES"/>
             </w:rPr>
           </w:pPr>
-          <w:hyperlink w:anchor="_Toc229585410" w:history="1">
+          <w:hyperlink w:anchor="_Toc229587482" w:history="1">
             <w:r>
               <w:rPr>
                 <w:rStyle w:val="Hipervnculo"/>
-                <w:noProof/>
-                <w:sz w:val="20"/>
-                <w:szCs w:val="20"/>
               </w:rPr>
               <w:t>4.1 Inertia per a SPA sense API completa</w:t>
             </w:r>
             <w:r>
               <w:rPr>
-                <w:noProof/>
-                <w:webHidden/>
-                <w:sz w:val="20"/>
-                <w:szCs w:val="20"/>
+                <w:webHidden/>
               </w:rPr>
               <w:tab/>
             </w:r>
             <w:r>
               <w:rPr>
-                <w:noProof/>
-                <w:webHidden/>
-                <w:sz w:val="20"/>
-                <w:szCs w:val="20"/>
+                <w:webHidden/>
               </w:rPr>
               <w:fldChar w:fldCharType="begin"/>
             </w:r>
             <w:r>
               <w:rPr>
-                <w:noProof/>
-                <w:webHidden/>
-                <w:sz w:val="20"/>
-                <w:szCs w:val="20"/>
-              </w:rPr>
-              <w:instrText xml:space="preserve"> PAGEREF _Toc229585410 \h </w:instrText>
-            </w:r>
-            <w:r>
-              <w:rPr>
-                <w:noProof/>
-                <w:webHidden/>
-                <w:sz w:val="20"/>
-                <w:szCs w:val="20"/>
-              </w:rPr>
-            </w:r>
-            <w:r>
-              <w:rPr>
-                <w:noProof/>
-                <w:webHidden/>
-                <w:sz w:val="20"/>
-                <w:szCs w:val="20"/>
+                <w:webHidden/>
+              </w:rPr>
+              <w:instrText xml:space="preserve"> PAGEREF _Toc229587482 \h </w:instrText>
+            </w:r>
+            <w:r>
+              <w:rPr>
+                <w:webHidden/>
+              </w:rPr>
+            </w:r>
+            <w:r>
+              <w:rPr>
+                <w:webHidden/>
               </w:rPr>
               <w:fldChar w:fldCharType="separate"/>
             </w:r>
             <w:r>
               <w:rPr>
-                <w:noProof/>
-                <w:webHidden/>
-                <w:sz w:val="20"/>
-                <w:szCs w:val="20"/>
-              </w:rPr>
-              <w:t>6</w:t>
-            </w:r>
-            <w:r>
-              <w:rPr>
-                <w:noProof/>
-                <w:webHidden/>
-                <w:sz w:val="20"/>
-                <w:szCs w:val="20"/>
+                <w:webHidden/>
+              </w:rPr>
+              <w:t>5</w:t>
+            </w:r>
+            <w:r>
+              <w:rPr>
+                <w:webHidden/>
               </w:rPr>
               <w:fldChar w:fldCharType="end"/>
             </w:r>
@@ -1779,86 +1263,56 @@
         <w:p>
           <w:pPr>
             <w:pStyle w:val="TDC2"/>
-            <w:tabs>
-              <w:tab w:val="right" w:leader="dot" w:pos="8630"/>
-            </w:tabs>
             <w:rPr>
               <w:rFonts w:asciiTheme="minorHAnsi" w:hAnsiTheme="minorHAnsi"/>
-              <w:noProof/>
-              <w:sz w:val="20"/>
-              <w:szCs w:val="20"/>
               <w:lang w:val="es-ES" w:eastAsia="es-ES"/>
             </w:rPr>
           </w:pPr>
-          <w:hyperlink w:anchor="_Toc229585411" w:history="1">
+          <w:hyperlink w:anchor="_Toc229587483" w:history="1">
             <w:r>
               <w:rPr>
                 <w:rStyle w:val="Hipervnculo"/>
-                <w:noProof/>
-                <w:sz w:val="20"/>
-                <w:szCs w:val="20"/>
               </w:rPr>
               <w:t>4.2 Cistella persistent amb localStorage</w:t>
             </w:r>
             <w:r>
               <w:rPr>
-                <w:noProof/>
-                <w:webHidden/>
-                <w:sz w:val="20"/>
-                <w:szCs w:val="20"/>
+                <w:webHidden/>
               </w:rPr>
               <w:tab/>
             </w:r>
             <w:r>
               <w:rPr>
-                <w:noProof/>
-                <w:webHidden/>
-                <w:sz w:val="20"/>
-                <w:szCs w:val="20"/>
+                <w:webHidden/>
               </w:rPr>
               <w:fldChar w:fldCharType="begin"/>
             </w:r>
             <w:r>
               <w:rPr>
-                <w:noProof/>
-                <w:webHidden/>
-                <w:sz w:val="20"/>
-                <w:szCs w:val="20"/>
-              </w:rPr>
-              <w:instrText xml:space="preserve"> PAGEREF _Toc229585411 \h </w:instrText>
-            </w:r>
-            <w:r>
-              <w:rPr>
-                <w:noProof/>
-                <w:webHidden/>
-                <w:sz w:val="20"/>
-                <w:szCs w:val="20"/>
-              </w:rPr>
-            </w:r>
-            <w:r>
-              <w:rPr>
-                <w:noProof/>
-                <w:webHidden/>
-                <w:sz w:val="20"/>
-                <w:szCs w:val="20"/>
+                <w:webHidden/>
+              </w:rPr>
+              <w:instrText xml:space="preserve"> PAGEREF _Toc229587483 \h </w:instrText>
+            </w:r>
+            <w:r>
+              <w:rPr>
+                <w:webHidden/>
+              </w:rPr>
+            </w:r>
+            <w:r>
+              <w:rPr>
+                <w:webHidden/>
               </w:rPr>
               <w:fldChar w:fldCharType="separate"/>
             </w:r>
             <w:r>
               <w:rPr>
-                <w:noProof/>
-                <w:webHidden/>
-                <w:sz w:val="20"/>
-                <w:szCs w:val="20"/>
-              </w:rPr>
-              <w:t>6</w:t>
-            </w:r>
-            <w:r>
-              <w:rPr>
-                <w:noProof/>
-                <w:webHidden/>
-                <w:sz w:val="20"/>
-                <w:szCs w:val="20"/>
+                <w:webHidden/>
+              </w:rPr>
+              <w:t>5</w:t>
+            </w:r>
+            <w:r>
+              <w:rPr>
+                <w:webHidden/>
               </w:rPr>
               <w:fldChar w:fldCharType="end"/>
             </w:r>
@@ -1867,86 +1321,56 @@
         <w:p>
           <w:pPr>
             <w:pStyle w:val="TDC2"/>
-            <w:tabs>
-              <w:tab w:val="right" w:leader="dot" w:pos="8630"/>
-            </w:tabs>
             <w:rPr>
               <w:rFonts w:asciiTheme="minorHAnsi" w:hAnsiTheme="minorHAnsi"/>
-              <w:noProof/>
-              <w:sz w:val="20"/>
-              <w:szCs w:val="20"/>
               <w:lang w:val="es-ES" w:eastAsia="es-ES"/>
             </w:rPr>
           </w:pPr>
-          <w:hyperlink w:anchor="_Toc229585412" w:history="1">
+          <w:hyperlink w:anchor="_Toc229587484" w:history="1">
             <w:r>
               <w:rPr>
                 <w:rStyle w:val="Hipervnculo"/>
-                <w:noProof/>
-                <w:sz w:val="20"/>
-                <w:szCs w:val="20"/>
               </w:rPr>
               <w:t>4.3 Control d'estoc amb transaccions</w:t>
             </w:r>
             <w:r>
               <w:rPr>
-                <w:noProof/>
-                <w:webHidden/>
-                <w:sz w:val="20"/>
-                <w:szCs w:val="20"/>
+                <w:webHidden/>
               </w:rPr>
               <w:tab/>
             </w:r>
             <w:r>
               <w:rPr>
-                <w:noProof/>
-                <w:webHidden/>
-                <w:sz w:val="20"/>
-                <w:szCs w:val="20"/>
+                <w:webHidden/>
               </w:rPr>
               <w:fldChar w:fldCharType="begin"/>
             </w:r>
             <w:r>
               <w:rPr>
-                <w:noProof/>
-                <w:webHidden/>
-                <w:sz w:val="20"/>
-                <w:szCs w:val="20"/>
-              </w:rPr>
-              <w:instrText xml:space="preserve"> PAGEREF _Toc229585412 \h </w:instrText>
-            </w:r>
-            <w:r>
-              <w:rPr>
-                <w:noProof/>
-                <w:webHidden/>
-                <w:sz w:val="20"/>
-                <w:szCs w:val="20"/>
-              </w:rPr>
-            </w:r>
-            <w:r>
-              <w:rPr>
-                <w:noProof/>
-                <w:webHidden/>
-                <w:sz w:val="20"/>
-                <w:szCs w:val="20"/>
+                <w:webHidden/>
+              </w:rPr>
+              <w:instrText xml:space="preserve"> PAGEREF _Toc229587484 \h </w:instrText>
+            </w:r>
+            <w:r>
+              <w:rPr>
+                <w:webHidden/>
+              </w:rPr>
+            </w:r>
+            <w:r>
+              <w:rPr>
+                <w:webHidden/>
               </w:rPr>
               <w:fldChar w:fldCharType="separate"/>
             </w:r>
             <w:r>
               <w:rPr>
-                <w:noProof/>
-                <w:webHidden/>
-                <w:sz w:val="20"/>
-                <w:szCs w:val="20"/>
-              </w:rPr>
-              <w:t>6</w:t>
-            </w:r>
-            <w:r>
-              <w:rPr>
-                <w:noProof/>
-                <w:webHidden/>
-                <w:sz w:val="20"/>
-                <w:szCs w:val="20"/>
+                <w:webHidden/>
+              </w:rPr>
+              <w:t>5</w:t>
+            </w:r>
+            <w:r>
+              <w:rPr>
+                <w:webHidden/>
               </w:rPr>
               <w:fldChar w:fldCharType="end"/>
             </w:r>
@@ -1955,86 +1379,56 @@
         <w:p>
           <w:pPr>
             <w:pStyle w:val="TDC2"/>
-            <w:tabs>
-              <w:tab w:val="right" w:leader="dot" w:pos="8630"/>
-            </w:tabs>
             <w:rPr>
               <w:rFonts w:asciiTheme="minorHAnsi" w:hAnsiTheme="minorHAnsi"/>
-              <w:noProof/>
-              <w:sz w:val="20"/>
-              <w:szCs w:val="20"/>
               <w:lang w:val="es-ES" w:eastAsia="es-ES"/>
             </w:rPr>
           </w:pPr>
-          <w:hyperlink w:anchor="_Toc229585413" w:history="1">
+          <w:hyperlink w:anchor="_Toc229587485" w:history="1">
             <w:r>
               <w:rPr>
                 <w:rStyle w:val="Hipervnculo"/>
-                <w:noProof/>
-                <w:sz w:val="20"/>
-                <w:szCs w:val="20"/>
               </w:rPr>
               <w:t>4.4 Opinions vinculades a compra real</w:t>
             </w:r>
             <w:r>
               <w:rPr>
-                <w:noProof/>
-                <w:webHidden/>
-                <w:sz w:val="20"/>
-                <w:szCs w:val="20"/>
+                <w:webHidden/>
               </w:rPr>
               <w:tab/>
             </w:r>
             <w:r>
               <w:rPr>
-                <w:noProof/>
-                <w:webHidden/>
-                <w:sz w:val="20"/>
-                <w:szCs w:val="20"/>
+                <w:webHidden/>
               </w:rPr>
               <w:fldChar w:fldCharType="begin"/>
             </w:r>
             <w:r>
               <w:rPr>
-                <w:noProof/>
-                <w:webHidden/>
-                <w:sz w:val="20"/>
-                <w:szCs w:val="20"/>
-              </w:rPr>
-              <w:instrText xml:space="preserve"> PAGEREF _Toc229585413 \h </w:instrText>
-            </w:r>
-            <w:r>
-              <w:rPr>
-                <w:noProof/>
-                <w:webHidden/>
-                <w:sz w:val="20"/>
-                <w:szCs w:val="20"/>
-              </w:rPr>
-            </w:r>
-            <w:r>
-              <w:rPr>
-                <w:noProof/>
-                <w:webHidden/>
-                <w:sz w:val="20"/>
-                <w:szCs w:val="20"/>
+                <w:webHidden/>
+              </w:rPr>
+              <w:instrText xml:space="preserve"> PAGEREF _Toc229587485 \h </w:instrText>
+            </w:r>
+            <w:r>
+              <w:rPr>
+                <w:webHidden/>
+              </w:rPr>
+            </w:r>
+            <w:r>
+              <w:rPr>
+                <w:webHidden/>
               </w:rPr>
               <w:fldChar w:fldCharType="separate"/>
             </w:r>
             <w:r>
               <w:rPr>
-                <w:noProof/>
-                <w:webHidden/>
-                <w:sz w:val="20"/>
-                <w:szCs w:val="20"/>
-              </w:rPr>
-              <w:t>6</w:t>
-            </w:r>
-            <w:r>
-              <w:rPr>
-                <w:noProof/>
-                <w:webHidden/>
-                <w:sz w:val="20"/>
-                <w:szCs w:val="20"/>
+                <w:webHidden/>
+              </w:rPr>
+              <w:t>5</w:t>
+            </w:r>
+            <w:r>
+              <w:rPr>
+                <w:webHidden/>
               </w:rPr>
               <w:fldChar w:fldCharType="end"/>
             </w:r>
@@ -2043,86 +1437,56 @@
         <w:p>
           <w:pPr>
             <w:pStyle w:val="TDC2"/>
-            <w:tabs>
-              <w:tab w:val="right" w:leader="dot" w:pos="8630"/>
-            </w:tabs>
             <w:rPr>
               <w:rFonts w:asciiTheme="minorHAnsi" w:hAnsiTheme="minorHAnsi"/>
-              <w:noProof/>
-              <w:sz w:val="20"/>
-              <w:szCs w:val="20"/>
               <w:lang w:val="es-ES" w:eastAsia="es-ES"/>
             </w:rPr>
           </w:pPr>
-          <w:hyperlink w:anchor="_Toc229585414" w:history="1">
+          <w:hyperlink w:anchor="_Toc229587486" w:history="1">
             <w:r>
               <w:rPr>
                 <w:rStyle w:val="Hipervnculo"/>
-                <w:noProof/>
-                <w:sz w:val="20"/>
-                <w:szCs w:val="20"/>
               </w:rPr>
               <w:t>4.5 Facturació en PDF</w:t>
             </w:r>
             <w:r>
               <w:rPr>
-                <w:noProof/>
-                <w:webHidden/>
-                <w:sz w:val="20"/>
-                <w:szCs w:val="20"/>
+                <w:webHidden/>
               </w:rPr>
               <w:tab/>
             </w:r>
             <w:r>
               <w:rPr>
-                <w:noProof/>
-                <w:webHidden/>
-                <w:sz w:val="20"/>
-                <w:szCs w:val="20"/>
+                <w:webHidden/>
               </w:rPr>
               <w:fldChar w:fldCharType="begin"/>
             </w:r>
             <w:r>
               <w:rPr>
-                <w:noProof/>
-                <w:webHidden/>
-                <w:sz w:val="20"/>
-                <w:szCs w:val="20"/>
-              </w:rPr>
-              <w:instrText xml:space="preserve"> PAGEREF _Toc229585414 \h </w:instrText>
-            </w:r>
-            <w:r>
-              <w:rPr>
-                <w:noProof/>
-                <w:webHidden/>
-                <w:sz w:val="20"/>
-                <w:szCs w:val="20"/>
-              </w:rPr>
-            </w:r>
-            <w:r>
-              <w:rPr>
-                <w:noProof/>
-                <w:webHidden/>
-                <w:sz w:val="20"/>
-                <w:szCs w:val="20"/>
+                <w:webHidden/>
+              </w:rPr>
+              <w:instrText xml:space="preserve"> PAGEREF _Toc229587486 \h </w:instrText>
+            </w:r>
+            <w:r>
+              <w:rPr>
+                <w:webHidden/>
+              </w:rPr>
+            </w:r>
+            <w:r>
+              <w:rPr>
+                <w:webHidden/>
               </w:rPr>
               <w:fldChar w:fldCharType="separate"/>
             </w:r>
             <w:r>
               <w:rPr>
-                <w:noProof/>
-                <w:webHidden/>
-                <w:sz w:val="20"/>
-                <w:szCs w:val="20"/>
-              </w:rPr>
-              <w:t>6</w:t>
-            </w:r>
-            <w:r>
-              <w:rPr>
-                <w:noProof/>
-                <w:webHidden/>
-                <w:sz w:val="20"/>
-                <w:szCs w:val="20"/>
+                <w:webHidden/>
+              </w:rPr>
+              <w:t>5</w:t>
+            </w:r>
+            <w:r>
+              <w:rPr>
+                <w:webHidden/>
               </w:rPr>
               <w:fldChar w:fldCharType="end"/>
             </w:r>
@@ -2131,86 +1495,114 @@
         <w:p>
           <w:pPr>
             <w:pStyle w:val="TDC2"/>
-            <w:tabs>
-              <w:tab w:val="right" w:leader="dot" w:pos="8630"/>
-            </w:tabs>
             <w:rPr>
               <w:rFonts w:asciiTheme="minorHAnsi" w:hAnsiTheme="minorHAnsi"/>
-              <w:noProof/>
-              <w:sz w:val="20"/>
-              <w:szCs w:val="20"/>
               <w:lang w:val="es-ES" w:eastAsia="es-ES"/>
             </w:rPr>
           </w:pPr>
-          <w:hyperlink w:anchor="_Toc229585415" w:history="1">
+          <w:hyperlink w:anchor="_Toc229587487" w:history="1">
             <w:r>
               <w:rPr>
                 <w:rStyle w:val="Hipervnculo"/>
-                <w:noProof/>
-                <w:sz w:val="20"/>
-                <w:szCs w:val="20"/>
+              </w:rPr>
+              <w:t>4.7 Grafica de vendes amb Canvas</w:t>
+            </w:r>
+            <w:r>
+              <w:rPr>
+                <w:webHidden/>
+              </w:rPr>
+              <w:tab/>
+            </w:r>
+            <w:r>
+              <w:rPr>
+                <w:webHidden/>
+              </w:rPr>
+              <w:fldChar w:fldCharType="begin"/>
+            </w:r>
+            <w:r>
+              <w:rPr>
+                <w:webHidden/>
+              </w:rPr>
+              <w:instrText xml:space="preserve"> PAGEREF _Toc229587487 \h </w:instrText>
+            </w:r>
+            <w:r>
+              <w:rPr>
+                <w:webHidden/>
+              </w:rPr>
+            </w:r>
+            <w:r>
+              <w:rPr>
+                <w:webHidden/>
+              </w:rPr>
+              <w:fldChar w:fldCharType="separate"/>
+            </w:r>
+            <w:r>
+              <w:rPr>
+                <w:webHidden/>
+              </w:rPr>
+              <w:t>5</w:t>
+            </w:r>
+            <w:r>
+              <w:rPr>
+                <w:webHidden/>
+              </w:rPr>
+              <w:fldChar w:fldCharType="end"/>
+            </w:r>
+          </w:hyperlink>
+        </w:p>
+        <w:p>
+          <w:pPr>
+            <w:pStyle w:val="TDC2"/>
+            <w:rPr>
+              <w:rFonts w:asciiTheme="minorHAnsi" w:hAnsiTheme="minorHAnsi"/>
+              <w:lang w:val="es-ES" w:eastAsia="es-ES"/>
+            </w:rPr>
+          </w:pPr>
+          <w:hyperlink w:anchor="_Toc229587488" w:history="1">
+            <w:r>
+              <w:rPr>
+                <w:rStyle w:val="Hipervnculo"/>
               </w:rPr>
               <w:t>4.6 Axios en lloc d'AJAX tradicional</w:t>
             </w:r>
             <w:r>
               <w:rPr>
-                <w:noProof/>
-                <w:webHidden/>
-                <w:sz w:val="20"/>
-                <w:szCs w:val="20"/>
+                <w:webHidden/>
               </w:rPr>
               <w:tab/>
             </w:r>
             <w:r>
               <w:rPr>
-                <w:noProof/>
-                <w:webHidden/>
-                <w:sz w:val="20"/>
-                <w:szCs w:val="20"/>
+                <w:webHidden/>
               </w:rPr>
               <w:fldChar w:fldCharType="begin"/>
             </w:r>
             <w:r>
               <w:rPr>
-                <w:noProof/>
-                <w:webHidden/>
-                <w:sz w:val="20"/>
-                <w:szCs w:val="20"/>
-              </w:rPr>
-              <w:instrText xml:space="preserve"> PAGEREF _Toc229585415 \h </w:instrText>
-            </w:r>
-            <w:r>
-              <w:rPr>
-                <w:noProof/>
-                <w:webHidden/>
-                <w:sz w:val="20"/>
-                <w:szCs w:val="20"/>
-              </w:rPr>
-            </w:r>
-            <w:r>
-              <w:rPr>
-                <w:noProof/>
-                <w:webHidden/>
-                <w:sz w:val="20"/>
-                <w:szCs w:val="20"/>
+                <w:webHidden/>
+              </w:rPr>
+              <w:instrText xml:space="preserve"> PAGEREF _Toc229587488 \h </w:instrText>
+            </w:r>
+            <w:r>
+              <w:rPr>
+                <w:webHidden/>
+              </w:rPr>
+            </w:r>
+            <w:r>
+              <w:rPr>
+                <w:webHidden/>
               </w:rPr>
               <w:fldChar w:fldCharType="separate"/>
             </w:r>
             <w:r>
               <w:rPr>
-                <w:noProof/>
-                <w:webHidden/>
-                <w:sz w:val="20"/>
-                <w:szCs w:val="20"/>
+                <w:webHidden/>
               </w:rPr>
               <w:t>6</w:t>
             </w:r>
             <w:r>
               <w:rPr>
-                <w:noProof/>
-                <w:webHidden/>
-                <w:sz w:val="20"/>
-                <w:szCs w:val="20"/>
+                <w:webHidden/>
               </w:rPr>
               <w:fldChar w:fldCharType="end"/>
             </w:r>
@@ -2225,18 +1617,14 @@
             <w:rPr>
               <w:rFonts w:asciiTheme="minorHAnsi" w:hAnsiTheme="minorHAnsi"/>
               <w:noProof/>
-              <w:sz w:val="20"/>
-              <w:szCs w:val="20"/>
               <w:lang w:val="es-ES" w:eastAsia="es-ES"/>
             </w:rPr>
           </w:pPr>
-          <w:hyperlink w:anchor="_Toc229585416" w:history="1">
+          <w:hyperlink w:anchor="_Toc229587489" w:history="1">
             <w:r>
               <w:rPr>
                 <w:rStyle w:val="Hipervnculo"/>
                 <w:noProof/>
-                <w:sz w:val="20"/>
-                <w:szCs w:val="20"/>
               </w:rPr>
               <w:t>5. Disseny de la base de dades</w:t>
             </w:r>
@@ -2244,8 +1632,6 @@
               <w:rPr>
                 <w:noProof/>
                 <w:webHidden/>
-                <w:sz w:val="20"/>
-                <w:szCs w:val="20"/>
               </w:rPr>
               <w:tab/>
             </w:r>
@@ -2253,8 +1639,6 @@
               <w:rPr>
                 <w:noProof/>
                 <w:webHidden/>
-                <w:sz w:val="20"/>
-                <w:szCs w:val="20"/>
               </w:rPr>
               <w:fldChar w:fldCharType="begin"/>
             </w:r>
@@ -2262,25 +1646,19 @@
               <w:rPr>
                 <w:noProof/>
                 <w:webHidden/>
-                <w:sz w:val="20"/>
-                <w:szCs w:val="20"/>
-              </w:rPr>
-              <w:instrText xml:space="preserve"> PAGEREF _Toc229585416 \h </w:instrText>
+              </w:rPr>
+              <w:instrText xml:space="preserve"> PAGEREF _Toc229587489 \h </w:instrText>
             </w:r>
             <w:r>
               <w:rPr>
                 <w:noProof/>
                 <w:webHidden/>
-                <w:sz w:val="20"/>
-                <w:szCs w:val="20"/>
               </w:rPr>
             </w:r>
             <w:r>
               <w:rPr>
                 <w:noProof/>
                 <w:webHidden/>
-                <w:sz w:val="20"/>
-                <w:szCs w:val="20"/>
               </w:rPr>
               <w:fldChar w:fldCharType="separate"/>
             </w:r>
@@ -2288,17 +1666,13 @@
               <w:rPr>
                 <w:noProof/>
                 <w:webHidden/>
-                <w:sz w:val="20"/>
-                <w:szCs w:val="20"/>
-              </w:rPr>
-              <w:t>8</w:t>
+              </w:rPr>
+              <w:t>6</w:t>
             </w:r>
             <w:r>
               <w:rPr>
                 <w:noProof/>
                 <w:webHidden/>
-                <w:sz w:val="20"/>
-                <w:szCs w:val="20"/>
               </w:rPr>
               <w:fldChar w:fldCharType="end"/>
             </w:r>
@@ -2307,86 +1681,56 @@
         <w:p>
           <w:pPr>
             <w:pStyle w:val="TDC2"/>
-            <w:tabs>
-              <w:tab w:val="right" w:leader="dot" w:pos="8630"/>
-            </w:tabs>
             <w:rPr>
               <w:rFonts w:asciiTheme="minorHAnsi" w:hAnsiTheme="minorHAnsi"/>
-              <w:noProof/>
-              <w:sz w:val="20"/>
-              <w:szCs w:val="20"/>
               <w:lang w:val="es-ES" w:eastAsia="es-ES"/>
             </w:rPr>
           </w:pPr>
-          <w:hyperlink w:anchor="_Toc229585417" w:history="1">
+          <w:hyperlink w:anchor="_Toc229587490" w:history="1">
             <w:r>
               <w:rPr>
                 <w:rStyle w:val="Hipervnculo"/>
-                <w:noProof/>
-                <w:sz w:val="20"/>
-                <w:szCs w:val="20"/>
               </w:rPr>
               <w:t>5.1 Relacions principals</w:t>
             </w:r>
             <w:r>
               <w:rPr>
-                <w:noProof/>
-                <w:webHidden/>
-                <w:sz w:val="20"/>
-                <w:szCs w:val="20"/>
+                <w:webHidden/>
               </w:rPr>
               <w:tab/>
             </w:r>
             <w:r>
               <w:rPr>
-                <w:noProof/>
-                <w:webHidden/>
-                <w:sz w:val="20"/>
-                <w:szCs w:val="20"/>
+                <w:webHidden/>
               </w:rPr>
               <w:fldChar w:fldCharType="begin"/>
             </w:r>
             <w:r>
               <w:rPr>
-                <w:noProof/>
-                <w:webHidden/>
-                <w:sz w:val="20"/>
-                <w:szCs w:val="20"/>
-              </w:rPr>
-              <w:instrText xml:space="preserve"> PAGEREF _Toc229585417 \h </w:instrText>
-            </w:r>
-            <w:r>
-              <w:rPr>
-                <w:noProof/>
-                <w:webHidden/>
-                <w:sz w:val="20"/>
-                <w:szCs w:val="20"/>
-              </w:rPr>
-            </w:r>
-            <w:r>
-              <w:rPr>
-                <w:noProof/>
-                <w:webHidden/>
-                <w:sz w:val="20"/>
-                <w:szCs w:val="20"/>
+                <w:webHidden/>
+              </w:rPr>
+              <w:instrText xml:space="preserve"> PAGEREF _Toc229587490 \h </w:instrText>
+            </w:r>
+            <w:r>
+              <w:rPr>
+                <w:webHidden/>
+              </w:rPr>
+            </w:r>
+            <w:r>
+              <w:rPr>
+                <w:webHidden/>
               </w:rPr>
               <w:fldChar w:fldCharType="separate"/>
             </w:r>
             <w:r>
               <w:rPr>
-                <w:noProof/>
-                <w:webHidden/>
-                <w:sz w:val="20"/>
-                <w:szCs w:val="20"/>
-              </w:rPr>
-              <w:t>8</w:t>
-            </w:r>
-            <w:r>
-              <w:rPr>
-                <w:noProof/>
-                <w:webHidden/>
-                <w:sz w:val="20"/>
-                <w:szCs w:val="20"/>
+                <w:webHidden/>
+              </w:rPr>
+              <w:t>6</w:t>
+            </w:r>
+            <w:r>
+              <w:rPr>
+                <w:webHidden/>
               </w:rPr>
               <w:fldChar w:fldCharType="end"/>
             </w:r>
@@ -2395,86 +1739,56 @@
         <w:p>
           <w:pPr>
             <w:pStyle w:val="TDC2"/>
-            <w:tabs>
-              <w:tab w:val="right" w:leader="dot" w:pos="8630"/>
-            </w:tabs>
             <w:rPr>
               <w:rFonts w:asciiTheme="minorHAnsi" w:hAnsiTheme="minorHAnsi"/>
-              <w:noProof/>
-              <w:sz w:val="20"/>
-              <w:szCs w:val="20"/>
               <w:lang w:val="es-ES" w:eastAsia="es-ES"/>
             </w:rPr>
           </w:pPr>
-          <w:hyperlink w:anchor="_Toc229585418" w:history="1">
+          <w:hyperlink w:anchor="_Toc229587491" w:history="1">
             <w:r>
               <w:rPr>
                 <w:rStyle w:val="Hipervnculo"/>
-                <w:noProof/>
-                <w:sz w:val="20"/>
-                <w:szCs w:val="20"/>
               </w:rPr>
               <w:t>5.2 Decisions de disseny</w:t>
             </w:r>
             <w:r>
               <w:rPr>
-                <w:noProof/>
-                <w:webHidden/>
-                <w:sz w:val="20"/>
-                <w:szCs w:val="20"/>
+                <w:webHidden/>
               </w:rPr>
               <w:tab/>
             </w:r>
             <w:r>
               <w:rPr>
-                <w:noProof/>
-                <w:webHidden/>
-                <w:sz w:val="20"/>
-                <w:szCs w:val="20"/>
+                <w:webHidden/>
               </w:rPr>
               <w:fldChar w:fldCharType="begin"/>
             </w:r>
             <w:r>
               <w:rPr>
-                <w:noProof/>
-                <w:webHidden/>
-                <w:sz w:val="20"/>
-                <w:szCs w:val="20"/>
-              </w:rPr>
-              <w:instrText xml:space="preserve"> PAGEREF _Toc229585418 \h </w:instrText>
-            </w:r>
-            <w:r>
-              <w:rPr>
-                <w:noProof/>
-                <w:webHidden/>
-                <w:sz w:val="20"/>
-                <w:szCs w:val="20"/>
-              </w:rPr>
-            </w:r>
-            <w:r>
-              <w:rPr>
-                <w:noProof/>
-                <w:webHidden/>
-                <w:sz w:val="20"/>
-                <w:szCs w:val="20"/>
+                <w:webHidden/>
+              </w:rPr>
+              <w:instrText xml:space="preserve"> PAGEREF _Toc229587491 \h </w:instrText>
+            </w:r>
+            <w:r>
+              <w:rPr>
+                <w:webHidden/>
+              </w:rPr>
+            </w:r>
+            <w:r>
+              <w:rPr>
+                <w:webHidden/>
               </w:rPr>
               <w:fldChar w:fldCharType="separate"/>
             </w:r>
             <w:r>
               <w:rPr>
-                <w:noProof/>
-                <w:webHidden/>
-                <w:sz w:val="20"/>
-                <w:szCs w:val="20"/>
-              </w:rPr>
-              <w:t>8</w:t>
-            </w:r>
-            <w:r>
-              <w:rPr>
-                <w:noProof/>
-                <w:webHidden/>
-                <w:sz w:val="20"/>
-                <w:szCs w:val="20"/>
+                <w:webHidden/>
+              </w:rPr>
+              <w:t>7</w:t>
+            </w:r>
+            <w:r>
+              <w:rPr>
+                <w:webHidden/>
               </w:rPr>
               <w:fldChar w:fldCharType="end"/>
             </w:r>
@@ -2483,86 +1797,56 @@
         <w:p>
           <w:pPr>
             <w:pStyle w:val="TDC2"/>
-            <w:tabs>
-              <w:tab w:val="right" w:leader="dot" w:pos="8630"/>
-            </w:tabs>
             <w:rPr>
               <w:rFonts w:asciiTheme="minorHAnsi" w:hAnsiTheme="minorHAnsi"/>
-              <w:noProof/>
-              <w:sz w:val="20"/>
-              <w:szCs w:val="20"/>
               <w:lang w:val="es-ES" w:eastAsia="es-ES"/>
             </w:rPr>
           </w:pPr>
-          <w:hyperlink w:anchor="_Toc229585419" w:history="1">
+          <w:hyperlink w:anchor="_Toc229587492" w:history="1">
             <w:r>
               <w:rPr>
                 <w:rStyle w:val="Hipervnculo"/>
-                <w:noProof/>
-                <w:sz w:val="20"/>
-                <w:szCs w:val="20"/>
               </w:rPr>
               <w:t>5.3 Exemple de migració (order_items)</w:t>
             </w:r>
             <w:r>
               <w:rPr>
-                <w:noProof/>
-                <w:webHidden/>
-                <w:sz w:val="20"/>
-                <w:szCs w:val="20"/>
+                <w:webHidden/>
               </w:rPr>
               <w:tab/>
             </w:r>
             <w:r>
               <w:rPr>
-                <w:noProof/>
-                <w:webHidden/>
-                <w:sz w:val="20"/>
-                <w:szCs w:val="20"/>
+                <w:webHidden/>
               </w:rPr>
               <w:fldChar w:fldCharType="begin"/>
             </w:r>
             <w:r>
               <w:rPr>
-                <w:noProof/>
-                <w:webHidden/>
-                <w:sz w:val="20"/>
-                <w:szCs w:val="20"/>
-              </w:rPr>
-              <w:instrText xml:space="preserve"> PAGEREF _Toc229585419 \h </w:instrText>
-            </w:r>
-            <w:r>
-              <w:rPr>
-                <w:noProof/>
-                <w:webHidden/>
-                <w:sz w:val="20"/>
-                <w:szCs w:val="20"/>
-              </w:rPr>
-            </w:r>
-            <w:r>
-              <w:rPr>
-                <w:noProof/>
-                <w:webHidden/>
-                <w:sz w:val="20"/>
-                <w:szCs w:val="20"/>
+                <w:webHidden/>
+              </w:rPr>
+              <w:instrText xml:space="preserve"> PAGEREF _Toc229587492 \h </w:instrText>
+            </w:r>
+            <w:r>
+              <w:rPr>
+                <w:webHidden/>
+              </w:rPr>
+            </w:r>
+            <w:r>
+              <w:rPr>
+                <w:webHidden/>
               </w:rPr>
               <w:fldChar w:fldCharType="separate"/>
             </w:r>
             <w:r>
               <w:rPr>
-                <w:noProof/>
-                <w:webHidden/>
-                <w:sz w:val="20"/>
-                <w:szCs w:val="20"/>
-              </w:rPr>
-              <w:t>8</w:t>
-            </w:r>
-            <w:r>
-              <w:rPr>
-                <w:noProof/>
-                <w:webHidden/>
-                <w:sz w:val="20"/>
-                <w:szCs w:val="20"/>
+                <w:webHidden/>
+              </w:rPr>
+              <w:t>7</w:t>
+            </w:r>
+            <w:r>
+              <w:rPr>
+                <w:webHidden/>
               </w:rPr>
               <w:fldChar w:fldCharType="end"/>
             </w:r>
@@ -2571,86 +1855,56 @@
         <w:p>
           <w:pPr>
             <w:pStyle w:val="TDC2"/>
-            <w:tabs>
-              <w:tab w:val="right" w:leader="dot" w:pos="8630"/>
-            </w:tabs>
             <w:rPr>
               <w:rFonts w:asciiTheme="minorHAnsi" w:hAnsiTheme="minorHAnsi"/>
-              <w:noProof/>
-              <w:sz w:val="20"/>
-              <w:szCs w:val="20"/>
               <w:lang w:val="es-ES" w:eastAsia="es-ES"/>
             </w:rPr>
           </w:pPr>
-          <w:hyperlink w:anchor="_Toc229585420" w:history="1">
+          <w:hyperlink w:anchor="_Toc229587493" w:history="1">
             <w:r>
               <w:rPr>
                 <w:rStyle w:val="Hipervnculo"/>
-                <w:noProof/>
-                <w:sz w:val="20"/>
-                <w:szCs w:val="20"/>
               </w:rPr>
               <w:t>5.4 Exemple de relacions Eloquent</w:t>
             </w:r>
             <w:r>
               <w:rPr>
-                <w:noProof/>
-                <w:webHidden/>
-                <w:sz w:val="20"/>
-                <w:szCs w:val="20"/>
+                <w:webHidden/>
               </w:rPr>
               <w:tab/>
             </w:r>
             <w:r>
               <w:rPr>
-                <w:noProof/>
-                <w:webHidden/>
-                <w:sz w:val="20"/>
-                <w:szCs w:val="20"/>
+                <w:webHidden/>
               </w:rPr>
               <w:fldChar w:fldCharType="begin"/>
             </w:r>
             <w:r>
               <w:rPr>
-                <w:noProof/>
-                <w:webHidden/>
-                <w:sz w:val="20"/>
-                <w:szCs w:val="20"/>
-              </w:rPr>
-              <w:instrText xml:space="preserve"> PAGEREF _Toc229585420 \h </w:instrText>
-            </w:r>
-            <w:r>
-              <w:rPr>
-                <w:noProof/>
-                <w:webHidden/>
-                <w:sz w:val="20"/>
-                <w:szCs w:val="20"/>
-              </w:rPr>
-            </w:r>
-            <w:r>
-              <w:rPr>
-                <w:noProof/>
-                <w:webHidden/>
-                <w:sz w:val="20"/>
-                <w:szCs w:val="20"/>
+                <w:webHidden/>
+              </w:rPr>
+              <w:instrText xml:space="preserve"> PAGEREF _Toc229587493 \h </w:instrText>
+            </w:r>
+            <w:r>
+              <w:rPr>
+                <w:webHidden/>
+              </w:rPr>
+            </w:r>
+            <w:r>
+              <w:rPr>
+                <w:webHidden/>
               </w:rPr>
               <w:fldChar w:fldCharType="separate"/>
             </w:r>
             <w:r>
               <w:rPr>
-                <w:noProof/>
-                <w:webHidden/>
-                <w:sz w:val="20"/>
-                <w:szCs w:val="20"/>
-              </w:rPr>
-              <w:t>9</w:t>
-            </w:r>
-            <w:r>
-              <w:rPr>
-                <w:noProof/>
-                <w:webHidden/>
-                <w:sz w:val="20"/>
-                <w:szCs w:val="20"/>
+                <w:webHidden/>
+              </w:rPr>
+              <w:t>7</w:t>
+            </w:r>
+            <w:r>
+              <w:rPr>
+                <w:webHidden/>
               </w:rPr>
               <w:fldChar w:fldCharType="end"/>
             </w:r>
@@ -2665,18 +1919,14 @@
             <w:rPr>
               <w:rFonts w:asciiTheme="minorHAnsi" w:hAnsiTheme="minorHAnsi"/>
               <w:noProof/>
-              <w:sz w:val="20"/>
-              <w:szCs w:val="20"/>
               <w:lang w:val="es-ES" w:eastAsia="es-ES"/>
             </w:rPr>
           </w:pPr>
-          <w:hyperlink w:anchor="_Toc229585421" w:history="1">
+          <w:hyperlink w:anchor="_Toc229587494" w:history="1">
             <w:r>
               <w:rPr>
                 <w:rStyle w:val="Hipervnculo"/>
                 <w:noProof/>
-                <w:sz w:val="20"/>
-                <w:szCs w:val="20"/>
               </w:rPr>
               <w:t>6. Desplegament</w:t>
             </w:r>
@@ -2684,8 +1934,6 @@
               <w:rPr>
                 <w:noProof/>
                 <w:webHidden/>
-                <w:sz w:val="20"/>
-                <w:szCs w:val="20"/>
               </w:rPr>
               <w:tab/>
             </w:r>
@@ -2693,8 +1941,6 @@
               <w:rPr>
                 <w:noProof/>
                 <w:webHidden/>
-                <w:sz w:val="20"/>
-                <w:szCs w:val="20"/>
               </w:rPr>
               <w:fldChar w:fldCharType="begin"/>
             </w:r>
@@ -2702,25 +1948,19 @@
               <w:rPr>
                 <w:noProof/>
                 <w:webHidden/>
-                <w:sz w:val="20"/>
-                <w:szCs w:val="20"/>
-              </w:rPr>
-              <w:instrText xml:space="preserve"> PAGEREF _Toc229585421 \h </w:instrText>
+              </w:rPr>
+              <w:instrText xml:space="preserve"> PAGEREF _Toc229587494 \h </w:instrText>
             </w:r>
             <w:r>
               <w:rPr>
                 <w:noProof/>
                 <w:webHidden/>
-                <w:sz w:val="20"/>
-                <w:szCs w:val="20"/>
               </w:rPr>
             </w:r>
             <w:r>
               <w:rPr>
                 <w:noProof/>
                 <w:webHidden/>
-                <w:sz w:val="20"/>
-                <w:szCs w:val="20"/>
               </w:rPr>
               <w:fldChar w:fldCharType="separate"/>
             </w:r>
@@ -2728,17 +1968,13 @@
               <w:rPr>
                 <w:noProof/>
                 <w:webHidden/>
-                <w:sz w:val="20"/>
-                <w:szCs w:val="20"/>
-              </w:rPr>
-              <w:t>10</w:t>
+              </w:rPr>
+              <w:t>9</w:t>
             </w:r>
             <w:r>
               <w:rPr>
                 <w:noProof/>
                 <w:webHidden/>
-                <w:sz w:val="20"/>
-                <w:szCs w:val="20"/>
               </w:rPr>
               <w:fldChar w:fldCharType="end"/>
             </w:r>
@@ -2747,86 +1983,56 @@
         <w:p>
           <w:pPr>
             <w:pStyle w:val="TDC2"/>
-            <w:tabs>
-              <w:tab w:val="right" w:leader="dot" w:pos="8630"/>
-            </w:tabs>
             <w:rPr>
               <w:rFonts w:asciiTheme="minorHAnsi" w:hAnsiTheme="minorHAnsi"/>
-              <w:noProof/>
-              <w:sz w:val="20"/>
-              <w:szCs w:val="20"/>
               <w:lang w:val="es-ES" w:eastAsia="es-ES"/>
             </w:rPr>
           </w:pPr>
-          <w:hyperlink w:anchor="_Toc229585422" w:history="1">
+          <w:hyperlink w:anchor="_Toc229587495" w:history="1">
             <w:r>
               <w:rPr>
                 <w:rStyle w:val="Hipervnculo"/>
-                <w:noProof/>
-                <w:sz w:val="20"/>
-                <w:szCs w:val="20"/>
               </w:rPr>
               <w:t>6.1 Requisits per executar</w:t>
             </w:r>
             <w:r>
               <w:rPr>
-                <w:noProof/>
-                <w:webHidden/>
-                <w:sz w:val="20"/>
-                <w:szCs w:val="20"/>
+                <w:webHidden/>
               </w:rPr>
               <w:tab/>
             </w:r>
             <w:r>
               <w:rPr>
-                <w:noProof/>
-                <w:webHidden/>
-                <w:sz w:val="20"/>
-                <w:szCs w:val="20"/>
+                <w:webHidden/>
               </w:rPr>
               <w:fldChar w:fldCharType="begin"/>
             </w:r>
             <w:r>
               <w:rPr>
-                <w:noProof/>
-                <w:webHidden/>
-                <w:sz w:val="20"/>
-                <w:szCs w:val="20"/>
-              </w:rPr>
-              <w:instrText xml:space="preserve"> PAGEREF _Toc229585422 \h </w:instrText>
-            </w:r>
-            <w:r>
-              <w:rPr>
-                <w:noProof/>
-                <w:webHidden/>
-                <w:sz w:val="20"/>
-                <w:szCs w:val="20"/>
-              </w:rPr>
-            </w:r>
-            <w:r>
-              <w:rPr>
-                <w:noProof/>
-                <w:webHidden/>
-                <w:sz w:val="20"/>
-                <w:szCs w:val="20"/>
+                <w:webHidden/>
+              </w:rPr>
+              <w:instrText xml:space="preserve"> PAGEREF _Toc229587495 \h </w:instrText>
+            </w:r>
+            <w:r>
+              <w:rPr>
+                <w:webHidden/>
+              </w:rPr>
+            </w:r>
+            <w:r>
+              <w:rPr>
+                <w:webHidden/>
               </w:rPr>
               <w:fldChar w:fldCharType="separate"/>
             </w:r>
             <w:r>
               <w:rPr>
-                <w:noProof/>
-                <w:webHidden/>
-                <w:sz w:val="20"/>
-                <w:szCs w:val="20"/>
-              </w:rPr>
-              <w:t>10</w:t>
-            </w:r>
-            <w:r>
-              <w:rPr>
-                <w:noProof/>
-                <w:webHidden/>
-                <w:sz w:val="20"/>
-                <w:szCs w:val="20"/>
+                <w:webHidden/>
+              </w:rPr>
+              <w:t>9</w:t>
+            </w:r>
+            <w:r>
+              <w:rPr>
+                <w:webHidden/>
               </w:rPr>
               <w:fldChar w:fldCharType="end"/>
             </w:r>
@@ -2835,86 +2041,56 @@
         <w:p>
           <w:pPr>
             <w:pStyle w:val="TDC2"/>
-            <w:tabs>
-              <w:tab w:val="right" w:leader="dot" w:pos="8630"/>
-            </w:tabs>
             <w:rPr>
               <w:rFonts w:asciiTheme="minorHAnsi" w:hAnsiTheme="minorHAnsi"/>
-              <w:noProof/>
-              <w:sz w:val="20"/>
-              <w:szCs w:val="20"/>
               <w:lang w:val="es-ES" w:eastAsia="es-ES"/>
             </w:rPr>
           </w:pPr>
-          <w:hyperlink w:anchor="_Toc229585423" w:history="1">
+          <w:hyperlink w:anchor="_Toc229587496" w:history="1">
             <w:r>
               <w:rPr>
                 <w:rStyle w:val="Hipervnculo"/>
-                <w:noProof/>
-                <w:sz w:val="20"/>
-                <w:szCs w:val="20"/>
               </w:rPr>
               <w:t>6.2 Eines de desplegament</w:t>
             </w:r>
             <w:r>
               <w:rPr>
-                <w:noProof/>
-                <w:webHidden/>
-                <w:sz w:val="20"/>
-                <w:szCs w:val="20"/>
+                <w:webHidden/>
               </w:rPr>
               <w:tab/>
             </w:r>
             <w:r>
               <w:rPr>
-                <w:noProof/>
-                <w:webHidden/>
-                <w:sz w:val="20"/>
-                <w:szCs w:val="20"/>
+                <w:webHidden/>
               </w:rPr>
               <w:fldChar w:fldCharType="begin"/>
             </w:r>
             <w:r>
               <w:rPr>
-                <w:noProof/>
-                <w:webHidden/>
-                <w:sz w:val="20"/>
-                <w:szCs w:val="20"/>
-              </w:rPr>
-              <w:instrText xml:space="preserve"> PAGEREF _Toc229585423 \h </w:instrText>
-            </w:r>
-            <w:r>
-              <w:rPr>
-                <w:noProof/>
-                <w:webHidden/>
-                <w:sz w:val="20"/>
-                <w:szCs w:val="20"/>
-              </w:rPr>
-            </w:r>
-            <w:r>
-              <w:rPr>
-                <w:noProof/>
-                <w:webHidden/>
-                <w:sz w:val="20"/>
-                <w:szCs w:val="20"/>
+                <w:webHidden/>
+              </w:rPr>
+              <w:instrText xml:space="preserve"> PAGEREF _Toc229587496 \h </w:instrText>
+            </w:r>
+            <w:r>
+              <w:rPr>
+                <w:webHidden/>
+              </w:rPr>
+            </w:r>
+            <w:r>
+              <w:rPr>
+                <w:webHidden/>
               </w:rPr>
               <w:fldChar w:fldCharType="separate"/>
             </w:r>
             <w:r>
               <w:rPr>
-                <w:noProof/>
-                <w:webHidden/>
-                <w:sz w:val="20"/>
-                <w:szCs w:val="20"/>
-              </w:rPr>
-              <w:t>10</w:t>
-            </w:r>
-            <w:r>
-              <w:rPr>
-                <w:noProof/>
-                <w:webHidden/>
-                <w:sz w:val="20"/>
-                <w:szCs w:val="20"/>
+                <w:webHidden/>
+              </w:rPr>
+              <w:t>9</w:t>
+            </w:r>
+            <w:r>
+              <w:rPr>
+                <w:webHidden/>
               </w:rPr>
               <w:fldChar w:fldCharType="end"/>
             </w:r>
@@ -2923,86 +2099,56 @@
         <w:p>
           <w:pPr>
             <w:pStyle w:val="TDC2"/>
-            <w:tabs>
-              <w:tab w:val="right" w:leader="dot" w:pos="8630"/>
-            </w:tabs>
             <w:rPr>
               <w:rFonts w:asciiTheme="minorHAnsi" w:hAnsiTheme="minorHAnsi"/>
-              <w:noProof/>
-              <w:sz w:val="20"/>
-              <w:szCs w:val="20"/>
               <w:lang w:val="es-ES" w:eastAsia="es-ES"/>
             </w:rPr>
           </w:pPr>
-          <w:hyperlink w:anchor="_Toc229585424" w:history="1">
+          <w:hyperlink w:anchor="_Toc229587497" w:history="1">
             <w:r>
               <w:rPr>
                 <w:rStyle w:val="Hipervnculo"/>
-                <w:noProof/>
-                <w:sz w:val="20"/>
-                <w:szCs w:val="20"/>
               </w:rPr>
               <w:t>6.3 Instruccions de desplegament</w:t>
             </w:r>
             <w:r>
               <w:rPr>
-                <w:noProof/>
-                <w:webHidden/>
-                <w:sz w:val="20"/>
-                <w:szCs w:val="20"/>
+                <w:webHidden/>
               </w:rPr>
               <w:tab/>
             </w:r>
             <w:r>
               <w:rPr>
-                <w:noProof/>
-                <w:webHidden/>
-                <w:sz w:val="20"/>
-                <w:szCs w:val="20"/>
+                <w:webHidden/>
               </w:rPr>
               <w:fldChar w:fldCharType="begin"/>
             </w:r>
             <w:r>
               <w:rPr>
-                <w:noProof/>
-                <w:webHidden/>
-                <w:sz w:val="20"/>
-                <w:szCs w:val="20"/>
-              </w:rPr>
-              <w:instrText xml:space="preserve"> PAGEREF _Toc229585424 \h </w:instrText>
-            </w:r>
-            <w:r>
-              <w:rPr>
-                <w:noProof/>
-                <w:webHidden/>
-                <w:sz w:val="20"/>
-                <w:szCs w:val="20"/>
-              </w:rPr>
-            </w:r>
-            <w:r>
-              <w:rPr>
-                <w:noProof/>
-                <w:webHidden/>
-                <w:sz w:val="20"/>
-                <w:szCs w:val="20"/>
+                <w:webHidden/>
+              </w:rPr>
+              <w:instrText xml:space="preserve"> PAGEREF _Toc229587497 \h </w:instrText>
+            </w:r>
+            <w:r>
+              <w:rPr>
+                <w:webHidden/>
+              </w:rPr>
+            </w:r>
+            <w:r>
+              <w:rPr>
+                <w:webHidden/>
               </w:rPr>
               <w:fldChar w:fldCharType="separate"/>
             </w:r>
             <w:r>
               <w:rPr>
-                <w:noProof/>
-                <w:webHidden/>
-                <w:sz w:val="20"/>
-                <w:szCs w:val="20"/>
-              </w:rPr>
-              <w:t>10</w:t>
-            </w:r>
-            <w:r>
-              <w:rPr>
-                <w:noProof/>
-                <w:webHidden/>
-                <w:sz w:val="20"/>
-                <w:szCs w:val="20"/>
+                <w:webHidden/>
+              </w:rPr>
+              <w:t>9</w:t>
+            </w:r>
+            <w:r>
+              <w:rPr>
+                <w:webHidden/>
               </w:rPr>
               <w:fldChar w:fldCharType="end"/>
             </w:r>
@@ -3011,86 +2157,56 @@
         <w:p>
           <w:pPr>
             <w:pStyle w:val="TDC2"/>
-            <w:tabs>
-              <w:tab w:val="right" w:leader="dot" w:pos="8630"/>
-            </w:tabs>
             <w:rPr>
               <w:rFonts w:asciiTheme="minorHAnsi" w:hAnsiTheme="minorHAnsi"/>
-              <w:noProof/>
-              <w:sz w:val="20"/>
-              <w:szCs w:val="20"/>
               <w:lang w:val="es-ES" w:eastAsia="es-ES"/>
             </w:rPr>
           </w:pPr>
-          <w:hyperlink w:anchor="_Toc229585425" w:history="1">
+          <w:hyperlink w:anchor="_Toc229587498" w:history="1">
             <w:r>
               <w:rPr>
                 <w:rStyle w:val="Hipervnculo"/>
-                <w:noProof/>
-                <w:sz w:val="20"/>
-                <w:szCs w:val="20"/>
               </w:rPr>
               <w:t>6.4 Consideracions de seguretat</w:t>
             </w:r>
             <w:r>
               <w:rPr>
-                <w:noProof/>
-                <w:webHidden/>
-                <w:sz w:val="20"/>
-                <w:szCs w:val="20"/>
+                <w:webHidden/>
               </w:rPr>
               <w:tab/>
             </w:r>
             <w:r>
               <w:rPr>
-                <w:noProof/>
-                <w:webHidden/>
-                <w:sz w:val="20"/>
-                <w:szCs w:val="20"/>
+                <w:webHidden/>
               </w:rPr>
               <w:fldChar w:fldCharType="begin"/>
             </w:r>
             <w:r>
               <w:rPr>
-                <w:noProof/>
-                <w:webHidden/>
-                <w:sz w:val="20"/>
-                <w:szCs w:val="20"/>
-              </w:rPr>
-              <w:instrText xml:space="preserve"> PAGEREF _Toc229585425 \h </w:instrText>
-            </w:r>
-            <w:r>
-              <w:rPr>
-                <w:noProof/>
-                <w:webHidden/>
-                <w:sz w:val="20"/>
-                <w:szCs w:val="20"/>
-              </w:rPr>
-            </w:r>
-            <w:r>
-              <w:rPr>
-                <w:noProof/>
-                <w:webHidden/>
-                <w:sz w:val="20"/>
-                <w:szCs w:val="20"/>
+                <w:webHidden/>
+              </w:rPr>
+              <w:instrText xml:space="preserve"> PAGEREF _Toc229587498 \h </w:instrText>
+            </w:r>
+            <w:r>
+              <w:rPr>
+                <w:webHidden/>
+              </w:rPr>
+            </w:r>
+            <w:r>
+              <w:rPr>
+                <w:webHidden/>
               </w:rPr>
               <w:fldChar w:fldCharType="separate"/>
             </w:r>
             <w:r>
               <w:rPr>
-                <w:noProof/>
-                <w:webHidden/>
-                <w:sz w:val="20"/>
-                <w:szCs w:val="20"/>
-              </w:rPr>
-              <w:t>10</w:t>
-            </w:r>
-            <w:r>
-              <w:rPr>
-                <w:noProof/>
-                <w:webHidden/>
-                <w:sz w:val="20"/>
-                <w:szCs w:val="20"/>
+                <w:webHidden/>
+              </w:rPr>
+              <w:t>9</w:t>
+            </w:r>
+            <w:r>
+              <w:rPr>
+                <w:webHidden/>
               </w:rPr>
               <w:fldChar w:fldCharType="end"/>
             </w:r>
@@ -3099,86 +2215,56 @@
         <w:p>
           <w:pPr>
             <w:pStyle w:val="TDC2"/>
-            <w:tabs>
-              <w:tab w:val="right" w:leader="dot" w:pos="8630"/>
-            </w:tabs>
             <w:rPr>
               <w:rFonts w:asciiTheme="minorHAnsi" w:hAnsiTheme="minorHAnsi"/>
-              <w:noProof/>
-              <w:sz w:val="20"/>
-              <w:szCs w:val="20"/>
               <w:lang w:val="es-ES" w:eastAsia="es-ES"/>
             </w:rPr>
           </w:pPr>
-          <w:hyperlink w:anchor="_Toc229585426" w:history="1">
+          <w:hyperlink w:anchor="_Toc229587499" w:history="1">
             <w:r>
               <w:rPr>
                 <w:rStyle w:val="Hipervnculo"/>
-                <w:noProof/>
-                <w:sz w:val="20"/>
-                <w:szCs w:val="20"/>
               </w:rPr>
               <w:t>6.5 Limitacions conegudes</w:t>
             </w:r>
             <w:r>
               <w:rPr>
-                <w:noProof/>
-                <w:webHidden/>
-                <w:sz w:val="20"/>
-                <w:szCs w:val="20"/>
+                <w:webHidden/>
               </w:rPr>
               <w:tab/>
             </w:r>
             <w:r>
               <w:rPr>
-                <w:noProof/>
-                <w:webHidden/>
-                <w:sz w:val="20"/>
-                <w:szCs w:val="20"/>
+                <w:webHidden/>
               </w:rPr>
               <w:fldChar w:fldCharType="begin"/>
             </w:r>
             <w:r>
               <w:rPr>
-                <w:noProof/>
-                <w:webHidden/>
-                <w:sz w:val="20"/>
-                <w:szCs w:val="20"/>
-              </w:rPr>
-              <w:instrText xml:space="preserve"> PAGEREF _Toc229585426 \h </w:instrText>
-            </w:r>
-            <w:r>
-              <w:rPr>
-                <w:noProof/>
-                <w:webHidden/>
-                <w:sz w:val="20"/>
-                <w:szCs w:val="20"/>
-              </w:rPr>
-            </w:r>
-            <w:r>
-              <w:rPr>
-                <w:noProof/>
-                <w:webHidden/>
-                <w:sz w:val="20"/>
-                <w:szCs w:val="20"/>
+                <w:webHidden/>
+              </w:rPr>
+              <w:instrText xml:space="preserve"> PAGEREF _Toc229587499 \h </w:instrText>
+            </w:r>
+            <w:r>
+              <w:rPr>
+                <w:webHidden/>
+              </w:rPr>
+            </w:r>
+            <w:r>
+              <w:rPr>
+                <w:webHidden/>
               </w:rPr>
               <w:fldChar w:fldCharType="separate"/>
             </w:r>
             <w:r>
               <w:rPr>
-                <w:noProof/>
-                <w:webHidden/>
-                <w:sz w:val="20"/>
-                <w:szCs w:val="20"/>
-              </w:rPr>
-              <w:t>10</w:t>
-            </w:r>
-            <w:r>
-              <w:rPr>
-                <w:noProof/>
-                <w:webHidden/>
-                <w:sz w:val="20"/>
-                <w:szCs w:val="20"/>
+                <w:webHidden/>
+              </w:rPr>
+              <w:t>9</w:t>
+            </w:r>
+            <w:r>
+              <w:rPr>
+                <w:webHidden/>
               </w:rPr>
               <w:fldChar w:fldCharType="end"/>
             </w:r>
@@ -3187,13 +2273,17 @@
         <w:p>
           <w:pPr>
             <w:shd w:val="clear" w:color="auto" w:fill="FFFFFF" w:themeFill="background1"/>
+            <w:rPr>
+              <w:sz w:val="20"/>
+              <w:szCs w:val="20"/>
+            </w:rPr>
           </w:pPr>
           <w:r>
             <w:rPr>
               <w:b/>
               <w:bCs/>
-              <w:sz w:val="16"/>
-              <w:szCs w:val="16"/>
+              <w:sz w:val="14"/>
+              <w:szCs w:val="14"/>
             </w:rPr>
             <w:lastRenderedPageBreak/>
             <w:fldChar w:fldCharType="end"/>
@@ -3205,7 +2295,7 @@
       <w:pPr>
         <w:pStyle w:val="Ttulo1"/>
       </w:pPr>
-      <w:bookmarkStart w:id="0" w:name="_Toc229585394"/>
+      <w:bookmarkStart w:id="0" w:name="_Toc229587467"/>
       <w:r>
         <w:t xml:space="preserve">1. </w:t>
       </w:r>
@@ -3218,7 +2308,7 @@
       <w:pPr>
         <w:pStyle w:val="Ttulo2"/>
       </w:pPr>
-      <w:bookmarkStart w:id="1" w:name="_Toc229585395"/>
+      <w:bookmarkStart w:id="1" w:name="_Toc229587468"/>
       <w:r>
         <w:t xml:space="preserve">1.1 </w:t>
       </w:r>
@@ -3269,7 +2359,7 @@
       <w:pPr>
         <w:pStyle w:val="Ttulo2"/>
       </w:pPr>
-      <w:bookmarkStart w:id="2" w:name="_Toc229585396"/>
+      <w:bookmarkStart w:id="2" w:name="_Toc229587469"/>
       <w:r>
         <w:t>1.2 Objectius</w:t>
       </w:r>
@@ -3302,10 +2392,7 @@
         <w:t>gestió</w:t>
       </w:r>
       <w:r>
-        <w:t xml:space="preserve"> d'estoc i </w:t>
-      </w:r>
-      <w:r>
-        <w:t>cataleg per part d'administradors.</w:t>
+        <w:t xml:space="preserve"> d'estoc i cataleg per part d'administradors.</w:t>
       </w:r>
     </w:p>
     <w:p>
@@ -3322,11 +2409,9 @@
       <w:r>
         <w:t xml:space="preserve"> i factura </w:t>
       </w:r>
-      <w:proofErr w:type="spellStart"/>
       <w:r>
         <w:t>descarregable</w:t>
       </w:r>
-      <w:proofErr w:type="spellEnd"/>
       <w:r>
         <w:t>.</w:t>
       </w:r>
@@ -3344,7 +2429,7 @@
       <w:pPr>
         <w:pStyle w:val="Ttulo2"/>
       </w:pPr>
-      <w:bookmarkStart w:id="3" w:name="_Toc229585397"/>
+      <w:bookmarkStart w:id="3" w:name="_Toc229587470"/>
       <w:r>
         <w:t>1.3 Abast</w:t>
       </w:r>
@@ -3367,10 +2452,7 @@
         <w:t>persistència</w:t>
       </w:r>
       <w:r>
-        <w:t xml:space="preserve"> en base de da</w:t>
-      </w:r>
-      <w:r>
-        <w:t>des i serveis addicionals (emails i PDFs). No inclou passare</w:t>
+        <w:t xml:space="preserve"> en base de dades i serveis addicionals (emails i PDFs). No inclou passare</w:t>
       </w:r>
       <w:r>
         <w:t>l·</w:t>
@@ -3389,7 +2471,7 @@
       <w:pPr>
         <w:pStyle w:val="Ttulo1"/>
       </w:pPr>
-      <w:bookmarkStart w:id="4" w:name="_Toc229585398"/>
+      <w:bookmarkStart w:id="4" w:name="_Toc229587471"/>
       <w:r>
         <w:t>2. Stack tecnol</w:t>
       </w:r>
@@ -3405,7 +2487,7 @@
       <w:pPr>
         <w:pStyle w:val="Ttulo2"/>
       </w:pPr>
-      <w:bookmarkStart w:id="5" w:name="_Toc229585399"/>
+      <w:bookmarkStart w:id="5" w:name="_Toc229587472"/>
       <w:r>
         <w:t>2.1 Backend</w:t>
       </w:r>
@@ -3426,10 +2508,7 @@
         <w:ind w:left="720"/>
       </w:pPr>
       <w:r>
-        <w:t>Arquitectura MVC</w:t>
-      </w:r>
-      <w:r>
-        <w:t>.</w:t>
+        <w:t>Arquitectura MVC.</w:t>
       </w:r>
     </w:p>
     <w:p>
@@ -3444,17 +2523,14 @@
         <w:t>d’autenticació</w:t>
       </w:r>
       <w:r>
-        <w:t xml:space="preserve"> i contr</w:t>
-      </w:r>
-      <w:r>
-        <w:t>ol de rol.</w:t>
+        <w:t xml:space="preserve"> i control de rol.</w:t>
       </w:r>
     </w:p>
     <w:p>
       <w:pPr>
         <w:pStyle w:val="Ttulo2"/>
       </w:pPr>
-      <w:bookmarkStart w:id="6" w:name="_Toc229585400"/>
+      <w:bookmarkStart w:id="6" w:name="_Toc229587473"/>
       <w:r>
         <w:t>2.2 Frontend</w:t>
       </w:r>
@@ -3466,10 +2542,7 @@
         <w:ind w:left="720"/>
       </w:pPr>
       <w:r>
-        <w:t>Inertia.js + React 18</w:t>
-      </w:r>
-      <w:r>
-        <w:t>.</w:t>
+        <w:t>Inertia.js + React 18.</w:t>
       </w:r>
     </w:p>
     <w:p>
@@ -3500,7 +2573,7 @@
       <w:pPr>
         <w:pStyle w:val="Ttulo2"/>
       </w:pPr>
-      <w:bookmarkStart w:id="7" w:name="_Toc229585401"/>
+      <w:bookmarkStart w:id="7" w:name="_Toc229587474"/>
       <w:r>
         <w:t>2.3 Base de dades</w:t>
       </w:r>
@@ -3536,17 +2609,14 @@
         <w:ind w:left="720"/>
       </w:pPr>
       <w:r>
-        <w:t>S</w:t>
-      </w:r>
-      <w:r>
-        <w:t>eeders per a dades de prova (rols, categories, llibres i usuaris).</w:t>
+        <w:t>Seeders per a dades de prova (rols, categories, llibres i usuaris).</w:t>
       </w:r>
     </w:p>
     <w:p>
       <w:pPr>
         <w:pStyle w:val="Ttulo2"/>
       </w:pPr>
-      <w:bookmarkStart w:id="8" w:name="_Toc229585402"/>
+      <w:bookmarkStart w:id="8" w:name="_Toc229587475"/>
       <w:r>
         <w:t>2.4 Serveis i llibreries</w:t>
       </w:r>
@@ -3589,16 +2659,10 @@
       </w:r>
     </w:p>
     <w:p>
-      <w:r>
-        <w:lastRenderedPageBreak/>
-        <w:br w:type="page"/>
-      </w:r>
-    </w:p>
-    <w:p>
       <w:pPr>
         <w:pStyle w:val="Ttulo1"/>
       </w:pPr>
-      <w:bookmarkStart w:id="9" w:name="_Toc229585403"/>
+      <w:bookmarkStart w:id="9" w:name="_Toc229587476"/>
       <w:r>
         <w:lastRenderedPageBreak/>
         <w:t>3. Arquitectura del sistema</w:t>
@@ -3609,12 +2673,9 @@
       <w:pPr>
         <w:pStyle w:val="Ttulo2"/>
       </w:pPr>
-      <w:bookmarkStart w:id="10" w:name="_Toc229585404"/>
-      <w:r>
-        <w:t xml:space="preserve">3.1 </w:t>
-      </w:r>
-      <w:r>
-        <w:t>Estructura de carpetes</w:t>
+      <w:bookmarkStart w:id="10" w:name="_Toc229587477"/>
+      <w:r>
+        <w:t>3.1 Estructura de carpetes</w:t>
       </w:r>
       <w:bookmarkEnd w:id="10"/>
     </w:p>
@@ -3637,9 +2698,18 @@
       <w:pPr>
         <w:pStyle w:val="Listaconvietas"/>
         <w:ind w:left="720"/>
-      </w:pPr>
-      <w:r>
-        <w:t>app/Models: models Eloquent (Book, Order, OrderItem, Opinion, Category, Subcategory, User).</w:t>
+        <w:rPr>
+          <w:lang w:val="es-ES"/>
+        </w:rPr>
+      </w:pPr>
+      <w:r>
+        <w:t>app</w:t>
+      </w:r>
+      <w:r>
+        <w:t>/Models: models Eloquent (Book, Order, OrderItem, Opinion, Category, Subcategory, User).</w:t>
+      </w:r>
+      <w:r>
+        <w:t xml:space="preserve"> Eloquent permet interactuar amb bases de dades relacionals utilitzant sintaxi PHP expressiva en lloc de SQL directe.</w:t>
       </w:r>
     </w:p>
     <w:p>
@@ -3657,10 +2727,7 @@
         <w:ind w:left="720"/>
       </w:pPr>
       <w:r>
-        <w:t xml:space="preserve">resources/views: plantilles Blade </w:t>
-      </w:r>
-      <w:r>
-        <w:t>per a PDF i emails.</w:t>
+        <w:t>resources/views: plantilles Blade per a PDF i emails.</w:t>
       </w:r>
     </w:p>
     <w:p>
@@ -3676,24 +2743,88 @@
       <w:pPr>
         <w:pStyle w:val="Ttulo2"/>
       </w:pPr>
-      <w:bookmarkStart w:id="11" w:name="_Toc229585405"/>
-      <w:r>
-        <w:t>3.2 Diagrama de l'arquitectura</w:t>
+      <w:bookmarkStart w:id="11" w:name="_Toc229587478"/>
+      <w:r>
+        <w:t>3.</w:t>
+      </w:r>
+      <w:r>
+        <w:t>2</w:t>
+      </w:r>
+      <w:r>
+        <w:t xml:space="preserve"> Flux de dades</w:t>
       </w:r>
       <w:bookmarkEnd w:id="11"/>
     </w:p>
     <w:p>
-      <w:r>
-        <w:t>[Imatge 1: Diagrama general Laravel + Inertia + React]</w:t>
+      <w:pPr>
+        <w:pStyle w:val="Listaconvietas"/>
+        <w:ind w:left="720"/>
+      </w:pPr>
+      <w:r>
+        <w:t xml:space="preserve">El client </w:t>
+      </w:r>
+      <w:r>
+        <w:t>sol·licita</w:t>
+      </w:r>
+      <w:r>
+        <w:t xml:space="preserve"> una ruta web (ex. /cataleg).</w:t>
       </w:r>
     </w:p>
     <w:p>
       <w:pPr>
+        <w:pStyle w:val="Listaconvietas"/>
+        <w:ind w:left="720"/>
+      </w:pPr>
+      <w:r>
+        <w:t>El controlador consulta Eloquent i aplica filtres.</w:t>
+      </w:r>
+    </w:p>
+    <w:p>
+      <w:pPr>
+        <w:pStyle w:val="Listaconvietas"/>
+        <w:ind w:left="720"/>
+      </w:pPr>
+      <w:r>
+        <w:t>Inertia envia les dades a la pagina React.</w:t>
+      </w:r>
+    </w:p>
+    <w:p>
+      <w:pPr>
+        <w:pStyle w:val="Listaconvietas"/>
+        <w:ind w:left="720"/>
+      </w:pPr>
+      <w:r>
+        <w:t>React renderitza el UI i pot fer crides puntuals JSON.</w:t>
+      </w:r>
+    </w:p>
+    <w:p>
+      <w:pPr>
+        <w:pStyle w:val="Listaconvietas"/>
+        <w:ind w:left="720"/>
+      </w:pPr>
+      <w:r>
+        <w:t xml:space="preserve">Les accions de compra creen comandes en </w:t>
+      </w:r>
+      <w:r>
+        <w:t>transacció</w:t>
+      </w:r>
+      <w:r>
+        <w:t xml:space="preserve"> i actualitzen estoc.</w:t>
+      </w:r>
+    </w:p>
+    <w:p>
+      <w:pPr>
         <w:pStyle w:val="Ttulo2"/>
       </w:pPr>
-      <w:bookmarkStart w:id="12" w:name="_Toc229585406"/>
-      <w:r>
-        <w:t>3.3 Flux de dades</w:t>
+      <w:bookmarkStart w:id="12" w:name="_Toc229587479"/>
+      <w:r>
+        <w:t>3.</w:t>
+      </w:r>
+      <w:r>
+        <w:t>3</w:t>
+      </w:r>
+      <w:r>
+        <w:t xml:space="preserve"> Patrons de disseny</w:t>
       </w:r>
       <w:bookmarkEnd w:id="12"/>
     </w:p>
@@ -3703,13 +2834,7 @@
         <w:ind w:left="720"/>
       </w:pPr>
       <w:r>
-        <w:t xml:space="preserve">El client </w:t>
-      </w:r>
-      <w:r>
-        <w:t>sol·licita</w:t>
-      </w:r>
-      <w:r>
-        <w:t xml:space="preserve"> una ruta web (ex. /cataleg).</w:t>
+        <w:t>MVC (Model-View-Controller) al backend.</w:t>
       </w:r>
     </w:p>
     <w:p>
@@ -3718,10 +2843,7 @@
         <w:ind w:left="720"/>
       </w:pPr>
       <w:r>
-        <w:t>El controlador con</w:t>
-      </w:r>
-      <w:r>
-        <w:t>sulta Eloquent i aplica filtres.</w:t>
+        <w:t>Components reutilitzables al frontend.</w:t>
       </w:r>
     </w:p>
     <w:p>
@@ -3730,177 +2852,149 @@
         <w:ind w:left="720"/>
       </w:pPr>
       <w:r>
-        <w:t>Inertia envia les dades a la pagina React.</w:t>
+        <w:t>Validació</w:t>
+      </w:r>
+      <w:r>
+        <w:t xml:space="preserve"> amb Form Requests i regles de Laravel.</w:t>
       </w:r>
     </w:p>
     <w:p>
       <w:pPr>
-        <w:pStyle w:val="Listaconvietas"/>
-        <w:ind w:left="720"/>
-      </w:pPr>
-      <w:r>
-        <w:t>React renderitza el UI i pot fer crides puntuals JSON.</w:t>
-      </w:r>
-    </w:p>
-    <w:p>
-      <w:pPr>
-        <w:pStyle w:val="Listaconvietas"/>
-        <w:ind w:left="720"/>
-      </w:pPr>
-      <w:r>
-        <w:t xml:space="preserve">Les accions de compra creen comandes en </w:t>
-      </w:r>
-      <w:r>
-        <w:t>transacció</w:t>
-      </w:r>
-      <w:r>
-        <w:t xml:space="preserve"> i actualitzen estoc.</w:t>
-      </w:r>
-    </w:p>
-    <w:p>
-      <w:pPr>
         <w:pStyle w:val="Ttulo2"/>
       </w:pPr>
-      <w:bookmarkStart w:id="13" w:name="_Toc229585407"/>
-      <w:r>
-        <w:t>3.4 Patrons de disseny</w:t>
+      <w:bookmarkStart w:id="13" w:name="_Toc229587480"/>
+      <w:r>
+        <w:t>3.</w:t>
+      </w:r>
+      <w:r>
+        <w:t>4</w:t>
+      </w:r>
+      <w:r>
+        <w:t xml:space="preserve"> Que es una SPA i per que s'utilitza</w:t>
       </w:r>
       <w:bookmarkEnd w:id="13"/>
     </w:p>
     <w:p>
-      <w:pPr>
-        <w:pStyle w:val="Listaconvietas"/>
-        <w:ind w:left="720"/>
-      </w:pPr>
-      <w:r>
-        <w:t>MVC (Model-View-Controller) al</w:t>
-      </w:r>
-      <w:r>
-        <w:t xml:space="preserve"> backend.</w:t>
+      <w:r>
+        <w:t xml:space="preserve">Una SPA (Single Page Application) es una </w:t>
+      </w:r>
+      <w:r>
+        <w:t>aplicació</w:t>
+      </w:r>
+      <w:r>
+        <w:t xml:space="preserve"> web que carrega una sola pagina HTML i actualitza el contingut de manera </w:t>
+      </w:r>
+      <w:r>
+        <w:t>dinàmica</w:t>
+      </w:r>
+      <w:r>
+        <w:t xml:space="preserve"> sense recarregar tot el navegador. A Voltamons, Inertia permet mantenir rutes del servidor de Laravel, </w:t>
+      </w:r>
+      <w:r>
+        <w:t>però</w:t>
+      </w:r>
+      <w:r>
+        <w:t xml:space="preserve"> el renderitzat de les vistes es fa al client amb React. </w:t>
+      </w:r>
+      <w:r>
+        <w:t>Això</w:t>
+      </w:r>
+      <w:r>
+        <w:t xml:space="preserve"> dona una </w:t>
+      </w:r>
+      <w:r>
+        <w:t>navegació</w:t>
+      </w:r>
+      <w:r>
+        <w:t xml:space="preserve"> mes fluida i redueix el temps de carrega entre pagines.</w:t>
       </w:r>
     </w:p>
     <w:p>
-      <w:pPr>
-        <w:pStyle w:val="Listaconvietas"/>
-        <w:ind w:left="720"/>
-      </w:pPr>
-      <w:r>
-        <w:t>Components reutilitzables al frontend.</w:t>
+      <w:r>
+        <w:br w:type="page"/>
       </w:r>
     </w:p>
     <w:p>
       <w:pPr>
-        <w:pStyle w:val="Listaconvietas"/>
-        <w:ind w:left="720"/>
-      </w:pPr>
-      <w:r>
-        <w:t>Validació</w:t>
-      </w:r>
-      <w:r>
-        <w:t xml:space="preserve"> amb Form Requests i regles de Laravel.</w:t>
-      </w:r>
-    </w:p>
-    <w:p>
-      <w:pPr>
-        <w:pStyle w:val="Ttulo2"/>
-      </w:pPr>
-      <w:bookmarkStart w:id="14" w:name="_Toc229585408"/>
-      <w:r>
-        <w:t>3.5 Que es una SPA i per que s'utilitza</w:t>
+        <w:pStyle w:val="Ttulo1"/>
+      </w:pPr>
+      <w:bookmarkStart w:id="14" w:name="_Toc229587481"/>
+      <w:r>
+        <w:lastRenderedPageBreak/>
+        <w:t xml:space="preserve">4. Decisions </w:t>
+      </w:r>
+      <w:r>
+        <w:t>tècniques</w:t>
       </w:r>
       <w:bookmarkEnd w:id="14"/>
     </w:p>
     <w:p>
-      <w:r>
-        <w:t xml:space="preserve">Una SPA (Single Page Application) es una </w:t>
-      </w:r>
-      <w:r>
-        <w:t>aplicació</w:t>
-      </w:r>
-      <w:r>
-        <w:t xml:space="preserve"> web que carrega una sola pagina HTML i actualitza el contingut de m</w:t>
-      </w:r>
-      <w:r>
-        <w:t xml:space="preserve">anera </w:t>
-      </w:r>
-      <w:r>
-        <w:t>dinàmica</w:t>
-      </w:r>
-      <w:r>
-        <w:t xml:space="preserve"> sense recarregar tot el navegador. A Voltamons, Inertia permet mantenir rutes del servidor de Laravel, </w:t>
-      </w:r>
-      <w:r>
-        <w:t>però</w:t>
-      </w:r>
-      <w:r>
-        <w:t xml:space="preserve"> el renderitzat de les vistes es fa al client amb React. </w:t>
-      </w:r>
-      <w:r>
-        <w:t>Això</w:t>
-      </w:r>
-      <w:r>
-        <w:t xml:space="preserve"> dona una </w:t>
-      </w:r>
-      <w:r>
-        <w:t>navegació</w:t>
-      </w:r>
-      <w:r>
-        <w:t xml:space="preserve"> mes fluida i redueix el temps de carrega entre pagine</w:t>
-      </w:r>
-      <w:r>
-        <w:t>s.</w:t>
-      </w:r>
-    </w:p>
-    <w:p>
-      <w:r>
-        <w:br w:type="page"/>
-      </w:r>
-    </w:p>
-    <w:p>
-      <w:pPr>
-        <w:pStyle w:val="Ttulo1"/>
-      </w:pPr>
-      <w:bookmarkStart w:id="15" w:name="_Toc229585409"/>
-      <w:r>
-        <w:lastRenderedPageBreak/>
-        <w:t xml:space="preserve">4. Decisions </w:t>
-      </w:r>
-      <w:r>
-        <w:t>tècniques</w:t>
+      <w:pPr>
+        <w:pStyle w:val="Ttulo2"/>
+      </w:pPr>
+      <w:bookmarkStart w:id="15" w:name="_Toc229587482"/>
+      <w:r>
+        <w:t>4.1 Inertia per a SPA sense API completa</w:t>
       </w:r>
       <w:bookmarkEnd w:id="15"/>
     </w:p>
     <w:p>
+      <w:r>
+        <w:t xml:space="preserve">Problema: cal una </w:t>
+      </w:r>
+      <w:r>
+        <w:t>experiència</w:t>
+      </w:r>
+      <w:r>
+        <w:t xml:space="preserve"> SPA </w:t>
+      </w:r>
+      <w:r>
+        <w:t>però</w:t>
+      </w:r>
+      <w:r>
+        <w:t xml:space="preserve"> sense duplicar </w:t>
+      </w:r>
+      <w:r>
+        <w:t>lògica</w:t>
+      </w:r>
+      <w:r>
+        <w:t xml:space="preserve"> en una API REST.</w:t>
+      </w:r>
+    </w:p>
+    <w:p>
+      <w:r>
+        <w:t>Solució</w:t>
+      </w:r>
+      <w:r>
+        <w:t>: Inertia connecta Laravel amb React, compartint rutes i dades.</w:t>
+      </w:r>
+    </w:p>
+    <w:p>
+      <w:r>
+        <w:t>Justificació</w:t>
+      </w:r>
+      <w:r>
+        <w:t>: simplifica el desenvolupament i redueix capes.</w:t>
+      </w:r>
+    </w:p>
+    <w:p>
+      <w:r>
+        <w:t>Alternatives: API REST + client separat, descartat per complexitat extra.</w:t>
+      </w:r>
+    </w:p>
+    <w:p>
       <w:pPr>
         <w:pStyle w:val="Ttulo2"/>
       </w:pPr>
-      <w:bookmarkStart w:id="16" w:name="_Toc229585410"/>
-      <w:r>
-        <w:t>4.1 Inertia per a SPA sense API completa</w:t>
+      <w:bookmarkStart w:id="16" w:name="_Toc229587483"/>
+      <w:r>
+        <w:t>4.2 Cistella persistent amb localStorage</w:t>
       </w:r>
       <w:bookmarkEnd w:id="16"/>
     </w:p>
     <w:p>
       <w:r>
-        <w:t xml:space="preserve">Problema: cal una </w:t>
-      </w:r>
-      <w:r>
-        <w:t>experiència</w:t>
-      </w:r>
-      <w:r>
-        <w:t xml:space="preserve"> SPA </w:t>
-      </w:r>
-      <w:r>
-        <w:t>però</w:t>
-      </w:r>
-      <w:r>
-        <w:t xml:space="preserve"> sense duplicar </w:t>
-      </w:r>
-      <w:r>
-        <w:t>lògica</w:t>
-      </w:r>
-      <w:r>
-        <w:t xml:space="preserve"> en una API REST.</w:t>
+        <w:t>Problema: permetre afegir productes sense login.</w:t>
       </w:r>
     </w:p>
     <w:p>
@@ -3908,7 +3002,7 @@
         <w:t>Solució</w:t>
       </w:r>
       <w:r>
-        <w:t>: Inertia connecta Laravel amb React, compartint rutes i dades.</w:t>
+        <w:t>: la cistella es guarda a localStorage i s'actualitza amb esdeveniments.</w:t>
       </w:r>
     </w:p>
     <w:p>
@@ -3916,30 +3010,57 @@
         <w:t>Justificació</w:t>
       </w:r>
       <w:r>
-        <w:t>: simplifica el desenvolup</w:t>
-      </w:r>
-      <w:r>
-        <w:t>ament i redueix capes.</w:t>
+        <w:t xml:space="preserve">: millora l'UX i evita </w:t>
+      </w:r>
+      <w:r>
+        <w:t>dependència</w:t>
+      </w:r>
+      <w:r>
+        <w:t xml:space="preserve"> de </w:t>
+      </w:r>
+      <w:r>
+        <w:t>sessió</w:t>
+      </w:r>
+      <w:r>
+        <w:t>.</w:t>
       </w:r>
     </w:p>
     <w:p>
       <w:r>
-        <w:t>Alternatives: API REST + client separat, descartat per complexitat extra.</w:t>
+        <w:t xml:space="preserve">Alternatives: </w:t>
+      </w:r>
+      <w:r>
+        <w:t>sessió</w:t>
+      </w:r>
+      <w:r>
+        <w:t xml:space="preserve"> de servidor, descartada per </w:t>
+      </w:r>
+      <w:r>
+        <w:t>dependència</w:t>
+      </w:r>
+      <w:r>
+        <w:t xml:space="preserve"> </w:t>
+      </w:r>
+      <w:r>
+        <w:t>d’autenticació</w:t>
+      </w:r>
+      <w:r>
+        <w:t>.</w:t>
       </w:r>
     </w:p>
     <w:p>
       <w:pPr>
         <w:pStyle w:val="Ttulo2"/>
       </w:pPr>
-      <w:bookmarkStart w:id="17" w:name="_Toc229585411"/>
-      <w:r>
-        <w:t>4.2 Cistella persistent amb localStorage</w:t>
+      <w:bookmarkStart w:id="17" w:name="_Toc229587484"/>
+      <w:r>
+        <w:t>4.3 Control d'estoc amb transaccions</w:t>
       </w:r>
       <w:bookmarkEnd w:id="17"/>
     </w:p>
     <w:p>
       <w:r>
-        <w:t>Problema: permetre afegir productes sense login.</w:t>
+        <w:t>Problema: evitar compres amb estoc insuficient.</w:t>
       </w:r>
     </w:p>
     <w:p>
@@ -3947,10 +3068,19 @@
         <w:t>Solució</w:t>
       </w:r>
       <w:r>
-        <w:t>: la cistella es guarda a localStorage i s'actualitza amb esde</w:t>
-      </w:r>
-      <w:r>
-        <w:t>veniments.</w:t>
+        <w:t xml:space="preserve">: </w:t>
+      </w:r>
+      <w:r>
+        <w:t>transacció</w:t>
+      </w:r>
+      <w:r>
+        <w:t xml:space="preserve"> amb lockForUpdate i decrement d'estoc per </w:t>
+      </w:r>
+      <w:r>
+        <w:t>línia</w:t>
+      </w:r>
+      <w:r>
+        <w:t>.</w:t>
       </w:r>
     </w:p>
     <w:p>
@@ -3958,16 +3088,16 @@
         <w:t>Justificació</w:t>
       </w:r>
       <w:r>
-        <w:t xml:space="preserve">: millora l'UX i evita </w:t>
-      </w:r>
-      <w:r>
-        <w:t>dependència</w:t>
-      </w:r>
-      <w:r>
-        <w:t xml:space="preserve"> de </w:t>
-      </w:r>
-      <w:r>
-        <w:t>sessió</w:t>
+        <w:t xml:space="preserve">: garanteix </w:t>
+      </w:r>
+      <w:r>
+        <w:t>consistència</w:t>
+      </w:r>
+      <w:r>
+        <w:t xml:space="preserve"> en compres </w:t>
+      </w:r>
+      <w:r>
+        <w:t>simultànies</w:t>
       </w:r>
       <w:r>
         <w:t>.</w:t>
@@ -3975,22 +3105,10 @@
     </w:p>
     <w:p>
       <w:r>
-        <w:t xml:space="preserve">Alternatives: </w:t>
-      </w:r>
-      <w:r>
-        <w:t>sessió</w:t>
-      </w:r>
-      <w:r>
-        <w:t xml:space="preserve"> de servidor, descartada per </w:t>
-      </w:r>
-      <w:r>
-        <w:t>dependència</w:t>
-      </w:r>
-      <w:r>
-        <w:t xml:space="preserve"> </w:t>
-      </w:r>
-      <w:r>
-        <w:t>d’autenticació</w:t>
+        <w:t xml:space="preserve">Alternatives: control a nivell frontend, insuficient per </w:t>
+      </w:r>
+      <w:r>
+        <w:t>concurrència</w:t>
       </w:r>
       <w:r>
         <w:t>.</w:t>
@@ -4000,15 +3118,21 @@
       <w:pPr>
         <w:pStyle w:val="Ttulo2"/>
       </w:pPr>
-      <w:bookmarkStart w:id="18" w:name="_Toc229585412"/>
-      <w:r>
-        <w:t>4.3 Control d'estoc amb transaccions</w:t>
+      <w:bookmarkStart w:id="18" w:name="_Toc229587485"/>
+      <w:r>
+        <w:t xml:space="preserve">4.4 Opinions </w:t>
+      </w:r>
+      <w:r>
+        <w:t>vinculades</w:t>
+      </w:r>
+      <w:r>
+        <w:t xml:space="preserve"> a compra real</w:t>
       </w:r>
       <w:bookmarkEnd w:id="18"/>
     </w:p>
     <w:p>
       <w:r>
-        <w:t>Problema: evitar compres amb estoc insuficient.</w:t>
+        <w:t>Problema: evitar opinions falses.</w:t>
       </w:r>
     </w:p>
     <w:p>
@@ -4016,19 +3140,7 @@
         <w:t>Solució</w:t>
       </w:r>
       <w:r>
-        <w:t xml:space="preserve">: </w:t>
-      </w:r>
-      <w:r>
-        <w:t>transacció</w:t>
-      </w:r>
-      <w:r>
-        <w:t xml:space="preserve"> amb lockForUpdate i decrement d'estoc per </w:t>
-      </w:r>
-      <w:r>
-        <w:t>línia</w:t>
-      </w:r>
-      <w:r>
-        <w:t>.</w:t>
+        <w:t>: nomes es permet opinar si hi ha un OrderItem pendent.</w:t>
       </w:r>
     </w:p>
     <w:p>
@@ -4036,48 +3148,28 @@
         <w:t>Justificació</w:t>
       </w:r>
       <w:r>
-        <w:t xml:space="preserve">: garanteix </w:t>
-      </w:r>
-      <w:r>
-        <w:t>consistència</w:t>
-      </w:r>
-      <w:r>
-        <w:t xml:space="preserve"> en compres </w:t>
-      </w:r>
-      <w:r>
-        <w:t>simultànies</w:t>
-      </w:r>
-      <w:r>
-        <w:t>.</w:t>
+        <w:t>: incrementa la qualitat i credibilitat de les opinions.</w:t>
       </w:r>
     </w:p>
     <w:p>
-      <w:r>
-        <w:t xml:space="preserve">Alternatives: control a nivell frontend, insuficient per </w:t>
-      </w:r>
-      <w:r>
-        <w:t>concurrència</w:t>
-      </w:r>
-      <w:r>
-        <w:t>.</w:t>
-      </w:r>
-    </w:p>
-    <w:p>
       <w:pPr>
         <w:pStyle w:val="Ttulo2"/>
       </w:pPr>
-      <w:bookmarkStart w:id="19" w:name="_Toc229585413"/>
-      <w:r>
-        <w:t>4.4 Opinions vinculades a compra real</w:t>
+      <w:bookmarkStart w:id="19" w:name="_Toc229587486"/>
+      <w:r>
+        <w:t xml:space="preserve">4.5 </w:t>
+      </w:r>
+      <w:r>
+        <w:t>Facturació</w:t>
+      </w:r>
+      <w:r>
+        <w:t xml:space="preserve"> en PDF</w:t>
       </w:r>
       <w:bookmarkEnd w:id="19"/>
     </w:p>
     <w:p>
       <w:r>
-        <w:t xml:space="preserve">Problema: evitar opinions </w:t>
-      </w:r>
-      <w:r>
-        <w:t>falses.</w:t>
+        <w:t>Problema: necessitat de comprovant de compra.</w:t>
       </w:r>
     </w:p>
     <w:p>
@@ -4085,7 +3177,13 @@
         <w:t>Solució</w:t>
       </w:r>
       <w:r>
-        <w:t>: nomes es permet opinar si hi ha un OrderItem pendent.</w:t>
+        <w:t xml:space="preserve">: plantilla Blade i </w:t>
+      </w:r>
+      <w:r>
+        <w:t>generació</w:t>
+      </w:r>
+      <w:r>
+        <w:t xml:space="preserve"> amb DomPDF.</w:t>
       </w:r>
     </w:p>
     <w:p>
@@ -4093,63 +3191,63 @@
         <w:t>Justificació</w:t>
       </w:r>
       <w:r>
-        <w:t>: incrementa la qualitat i credibilitat de les opinions.</w:t>
+        <w:t xml:space="preserve">: format </w:t>
+      </w:r>
+      <w:r>
+        <w:t>estàndard</w:t>
+      </w:r>
+      <w:r>
+        <w:t xml:space="preserve"> i reutilitzable.</w:t>
       </w:r>
     </w:p>
     <w:p>
       <w:pPr>
         <w:pStyle w:val="Ttulo2"/>
       </w:pPr>
-      <w:bookmarkStart w:id="20" w:name="_Toc229585414"/>
-      <w:r>
-        <w:t xml:space="preserve">4.5 </w:t>
-      </w:r>
-      <w:r>
-        <w:t>Facturació</w:t>
-      </w:r>
-      <w:r>
-        <w:t xml:space="preserve"> en PDF</w:t>
+      <w:bookmarkStart w:id="20" w:name="_Toc229587487"/>
+      <w:r>
+        <w:t>4.7 Gràfica</w:t>
+      </w:r>
+      <w:r>
+        <w:t xml:space="preserve"> de vendes amb Canvas</w:t>
       </w:r>
       <w:bookmarkEnd w:id="20"/>
     </w:p>
     <w:p>
       <w:r>
-        <w:t>Problema: necessitat de comprovant de compra.</w:t>
+        <w:t>Problema: nece</w:t>
+      </w:r>
+      <w:r>
+        <w:t>ssitavem una visualitzacio rapida de les vendes per producte al panell d’administració.</w:t>
       </w:r>
     </w:p>
     <w:p>
       <w:r>
-        <w:t>Solució</w:t>
-      </w:r>
-      <w:r>
-        <w:t xml:space="preserve">: plantilla Blade i </w:t>
-      </w:r>
-      <w:r>
-        <w:t>generació</w:t>
-      </w:r>
-      <w:r>
-        <w:t xml:space="preserve"> amb DomPDF.</w:t>
+        <w:lastRenderedPageBreak/>
+        <w:t>Solucio: grafica de barres renderitzada amb Canvas API nativa, reutilitzant la logica del Canvas treballat a classe i adaptant-la a React i a les dades reals de vendes.</w:t>
       </w:r>
     </w:p>
     <w:p>
       <w:r>
-        <w:t>Justificació</w:t>
-      </w:r>
-      <w:r>
-        <w:t xml:space="preserve">: format </w:t>
-      </w:r>
-      <w:r>
-        <w:t>estàndard</w:t>
-      </w:r>
-      <w:r>
-        <w:t xml:space="preserve"> i reutilitzable.</w:t>
+        <w:t>Justificacio: evita dependencies externes, permet controlar el dibuix i s'ajusta als requisits del mòdul</w:t>
+      </w:r>
+      <w:r>
+        <w:t xml:space="preserve"> d'estoc i descomptes ( i perquè era obligatori segons les instruccions rebudes a classe )</w:t>
+      </w:r>
+      <w:r>
+        <w:t>.</w:t>
       </w:r>
     </w:p>
     <w:p>
+      <w:r>
+        <w:t>Detall: les dades provenen de order_items per mantenir un historic immutable de comandes.</w:t>
+      </w:r>
+    </w:p>
+    <w:p>
       <w:pPr>
         <w:pStyle w:val="Ttulo2"/>
       </w:pPr>
-      <w:bookmarkStart w:id="21" w:name="_Toc229585415"/>
+      <w:bookmarkStart w:id="21" w:name="_Toc229587488"/>
       <w:r>
         <w:t>4.6 Axios en lloc d'AJAX tradicional</w:t>
       </w:r>
@@ -4180,7 +3278,6 @@
     </w:p>
     <w:p>
       <w:r>
-        <w:lastRenderedPageBreak/>
         <w:t>Alternatives: AJAX natiu o jQuery.ajax, descartats per ser mes verbosos i menys flexibles.</w:t>
       </w:r>
     </w:p>
@@ -4201,14 +3298,7 @@
           <w:rFonts w:ascii="Courier New" w:hAnsi="Courier New"/>
           <w:sz w:val="20"/>
         </w:rPr>
-        <w:t xml:space="preserve">const response = await </w:t>
-      </w:r>
-      <w:r>
-        <w:rPr>
-          <w:rFonts w:ascii="Courier New" w:hAnsi="Courier New"/>
-          <w:sz w:val="20"/>
-        </w:rPr>
-        <w:t>axios.get(route('catalog.preview', { slug }));</w:t>
+        <w:t>const response = await axios.get(route('catalog.preview', { slug }));</w:t>
       </w:r>
     </w:p>
     <w:p>
@@ -4228,10 +3318,7 @@
         <w:t>é</w:t>
       </w:r>
       <w:r>
-        <w:t>s</w:t>
-      </w:r>
-      <w:r>
-        <w:t xml:space="preserve"> </w:t>
+        <w:t xml:space="preserve">s </w:t>
       </w:r>
       <w:r>
         <w:t>difícil</w:t>
@@ -4264,14 +3351,7 @@
           <w:rFonts w:ascii="Courier New" w:hAnsi="Courier New"/>
           <w:sz w:val="20"/>
         </w:rPr>
-        <w:t xml:space="preserve">xhr.onload = () </w:t>
-      </w:r>
-      <w:r>
-        <w:rPr>
-          <w:rFonts w:ascii="Courier New" w:hAnsi="Courier New"/>
-          <w:sz w:val="20"/>
-        </w:rPr>
-        <w:t>=&gt; {</w:t>
+        <w:t>xhr.onload = () =&gt; {</w:t>
       </w:r>
     </w:p>
     <w:p>
@@ -4329,17 +3409,11 @@
       </w:r>
     </w:p>
     <w:p>
-      <w:r>
-        <w:br w:type="page"/>
-      </w:r>
-    </w:p>
-    <w:p>
       <w:pPr>
         <w:pStyle w:val="Ttulo1"/>
       </w:pPr>
-      <w:bookmarkStart w:id="22" w:name="_Toc229585416"/>
-      <w:r>
-        <w:lastRenderedPageBreak/>
+      <w:bookmarkStart w:id="22" w:name="_Toc229587489"/>
+      <w:r>
         <w:t>5. Disseny de la base de dades</w:t>
       </w:r>
       <w:bookmarkEnd w:id="22"/>
@@ -4348,7 +3422,7 @@
       <w:pPr>
         <w:pStyle w:val="Ttulo2"/>
       </w:pPr>
-      <w:bookmarkStart w:id="23" w:name="_Toc229585417"/>
+      <w:bookmarkStart w:id="23" w:name="_Toc229587490"/>
       <w:r>
         <w:t>5.1 Relacions principals</w:t>
       </w:r>
@@ -4366,14 +3440,12 @@
     </w:p>
     <w:p>
       <w:r>
-        <w:t xml:space="preserve">- </w:t>
-      </w:r>
-      <w:r>
-        <w:t>categories (1) -&gt; subcategories (N)</w:t>
+        <w:t>- categories (1) -&gt; subcategories (N)</w:t>
       </w:r>
     </w:p>
     <w:p>
       <w:r>
+        <w:lastRenderedPageBreak/>
         <w:t>- categories (1) -&gt; books (N)</w:t>
       </w:r>
     </w:p>
@@ -4406,7 +3478,7 @@
       <w:pPr>
         <w:pStyle w:val="Ttulo2"/>
       </w:pPr>
-      <w:bookmarkStart w:id="24" w:name="_Toc229585418"/>
+      <w:bookmarkStart w:id="24" w:name="_Toc229587491"/>
       <w:r>
         <w:t>5.2 Decisions de disseny</w:t>
       </w:r>
@@ -4418,10 +3490,7 @@
         <w:ind w:left="720"/>
       </w:pPr>
       <w:r>
-        <w:t>Snaps</w:t>
-      </w:r>
-      <w:r>
-        <w:t>hots a order_items (title_snapshot, isbn_snapshot) per conservar dades del moment de compra.</w:t>
+        <w:t>Snapshots a order_items (title_snapshot, isbn_snapshot) per conservar dades del moment de compra.</w:t>
       </w:r>
     </w:p>
     <w:p>
@@ -4454,17 +3523,14 @@
         <w:ind w:left="720"/>
       </w:pPr>
       <w:r>
-        <w:t>original_price per aplica</w:t>
-      </w:r>
-      <w:r>
-        <w:t>r i revertir descomptes globals.</w:t>
+        <w:t>original_price per aplicar i revertir descomptes globals.</w:t>
       </w:r>
     </w:p>
     <w:p>
       <w:pPr>
         <w:pStyle w:val="Ttulo2"/>
       </w:pPr>
-      <w:bookmarkStart w:id="25" w:name="_Toc229585419"/>
+      <w:bookmarkStart w:id="25" w:name="_Toc229587492"/>
       <w:r>
         <w:t xml:space="preserve">5.3 Exemple de </w:t>
       </w:r>
@@ -4509,14 +3575,7 @@
           <w:rFonts w:ascii="Courier New" w:hAnsi="Courier New"/>
           <w:sz w:val="20"/>
         </w:rPr>
-        <w:t xml:space="preserve">    $table-&gt;foreignId('book_id')-&gt;cons</w:t>
-      </w:r>
-      <w:r>
-        <w:rPr>
-          <w:rFonts w:ascii="Courier New" w:hAnsi="Courier New"/>
-          <w:sz w:val="20"/>
-        </w:rPr>
-        <w:t>trained()-&gt;restrictOnDelete();</w:t>
+        <w:t xml:space="preserve">    $table-&gt;foreignId('book_id')-&gt;constrained()-&gt;restrictOnDelete();</w:t>
       </w:r>
     </w:p>
     <w:p>
@@ -4588,7 +3647,6 @@
           <w:rFonts w:ascii="Courier New" w:hAnsi="Courier New"/>
           <w:sz w:val="20"/>
         </w:rPr>
-        <w:lastRenderedPageBreak/>
         <w:t>});</w:t>
       </w:r>
     </w:p>
@@ -4596,7 +3654,7 @@
       <w:pPr>
         <w:pStyle w:val="Ttulo2"/>
       </w:pPr>
-      <w:bookmarkStart w:id="26" w:name="_Toc229585420"/>
+      <w:bookmarkStart w:id="26" w:name="_Toc229587493"/>
       <w:r>
         <w:t>5.4 Exemple de relacions Eloquent</w:t>
       </w:r>
@@ -4635,6 +3693,7 @@
           <w:rFonts w:ascii="Courier New" w:hAnsi="Courier New"/>
           <w:sz w:val="20"/>
         </w:rPr>
+        <w:lastRenderedPageBreak/>
         <w:t xml:space="preserve">    }</w:t>
       </w:r>
     </w:p>
@@ -4656,13 +3715,10 @@
       <w:pPr>
         <w:pStyle w:val="Ttulo1"/>
       </w:pPr>
-      <w:bookmarkStart w:id="27" w:name="_Toc229585421"/>
+      <w:bookmarkStart w:id="27" w:name="_Toc229587494"/>
       <w:r>
         <w:lastRenderedPageBreak/>
-        <w:t xml:space="preserve">6. </w:t>
-      </w:r>
-      <w:r>
-        <w:t>Desplegament</w:t>
+        <w:t>6. Desplegament</w:t>
       </w:r>
       <w:bookmarkEnd w:id="27"/>
     </w:p>
@@ -4670,7 +3726,7 @@
       <w:pPr>
         <w:pStyle w:val="Ttulo2"/>
       </w:pPr>
-      <w:bookmarkStart w:id="28" w:name="_Toc229585422"/>
+      <w:bookmarkStart w:id="28" w:name="_Toc229587495"/>
       <w:r>
         <w:t>6.1 Requisits per executar</w:t>
       </w:r>
@@ -4707,7 +3763,7 @@
       <w:pPr>
         <w:pStyle w:val="Ttulo2"/>
       </w:pPr>
-      <w:bookmarkStart w:id="29" w:name="_Toc229585423"/>
+      <w:bookmarkStart w:id="29" w:name="_Toc229587496"/>
       <w:r>
         <w:t>6.2 Eines de desplegament</w:t>
       </w:r>
@@ -4735,7 +3791,7 @@
       <w:pPr>
         <w:pStyle w:val="Ttulo2"/>
       </w:pPr>
-      <w:bookmarkStart w:id="30" w:name="_Toc229585424"/>
+      <w:bookmarkStart w:id="30" w:name="_Toc229587497"/>
       <w:r>
         <w:t>6.3 Instruccions de desplegament</w:t>
       </w:r>
@@ -4765,10 +3821,7 @@
         <w:ind w:left="720"/>
       </w:pPr>
       <w:r>
-        <w:t>Configurar .env am</w:t>
-      </w:r>
-      <w:r>
-        <w:t>b base de dades MySQL.</w:t>
+        <w:t>Configurar .env amb base de dades MySQL.</w:t>
       </w:r>
     </w:p>
     <w:p>
@@ -4793,7 +3846,7 @@
       <w:pPr>
         <w:pStyle w:val="Ttulo2"/>
       </w:pPr>
-      <w:bookmarkStart w:id="31" w:name="_Toc229585425"/>
+      <w:bookmarkStart w:id="31" w:name="_Toc229587498"/>
       <w:r>
         <w:t>6.4 Consideracions de seguretat</w:t>
       </w:r>
@@ -4842,7 +3895,7 @@
       <w:pPr>
         <w:pStyle w:val="Ttulo2"/>
       </w:pPr>
-      <w:bookmarkStart w:id="32" w:name="_Toc229585426"/>
+      <w:bookmarkStart w:id="32" w:name="_Toc229587499"/>
       <w:r>
         <w:t>6.5 Limitacions conegudes</w:t>
       </w:r>
@@ -5052,6 +4105,155 @@
       </w:pPr>
       <w:rPr>
         <w:rFonts w:ascii="Symbol" w:hAnsi="Symbol" w:hint="default"/>
+      </w:rPr>
+    </w:lvl>
+  </w:abstractNum>
+  <w:abstractNum w:abstractNumId="9" w15:restartNumberingAfterBreak="0">
+    <w:nsid w:val="0D8F480D"/>
+    <w:multiLevelType w:val="multilevel"/>
+    <w:tmpl w:val="A734E200"/>
+    <w:lvl w:ilvl="0">
+      <w:start w:val="1"/>
+      <w:numFmt w:val="bullet"/>
+      <w:lvlText w:val=""/>
+      <w:lvlJc w:val="left"/>
+      <w:pPr>
+        <w:tabs>
+          <w:tab w:val="num" w:pos="720"/>
+        </w:tabs>
+        <w:ind w:left="720" w:hanging="360"/>
+      </w:pPr>
+      <w:rPr>
+        <w:rFonts w:ascii="Symbol" w:hAnsi="Symbol" w:hint="default"/>
+        <w:sz w:val="20"/>
+      </w:rPr>
+    </w:lvl>
+    <w:lvl w:ilvl="1" w:tentative="1">
+      <w:start w:val="1"/>
+      <w:numFmt w:val="bullet"/>
+      <w:lvlText w:val="o"/>
+      <w:lvlJc w:val="left"/>
+      <w:pPr>
+        <w:tabs>
+          <w:tab w:val="num" w:pos="1440"/>
+        </w:tabs>
+        <w:ind w:left="1440" w:hanging="360"/>
+      </w:pPr>
+      <w:rPr>
+        <w:rFonts w:ascii="Courier New" w:hAnsi="Courier New" w:hint="default"/>
+        <w:sz w:val="20"/>
+      </w:rPr>
+    </w:lvl>
+    <w:lvl w:ilvl="2" w:tentative="1">
+      <w:start w:val="1"/>
+      <w:numFmt w:val="bullet"/>
+      <w:lvlText w:val=""/>
+      <w:lvlJc w:val="left"/>
+      <w:pPr>
+        <w:tabs>
+          <w:tab w:val="num" w:pos="2160"/>
+        </w:tabs>
+        <w:ind w:left="2160" w:hanging="360"/>
+      </w:pPr>
+      <w:rPr>
+        <w:rFonts w:ascii="Wingdings" w:hAnsi="Wingdings" w:hint="default"/>
+        <w:sz w:val="20"/>
+      </w:rPr>
+    </w:lvl>
+    <w:lvl w:ilvl="3" w:tentative="1">
+      <w:start w:val="1"/>
+      <w:numFmt w:val="bullet"/>
+      <w:lvlText w:val=""/>
+      <w:lvlJc w:val="left"/>
+      <w:pPr>
+        <w:tabs>
+          <w:tab w:val="num" w:pos="2880"/>
+        </w:tabs>
+        <w:ind w:left="2880" w:hanging="360"/>
+      </w:pPr>
+      <w:rPr>
+        <w:rFonts w:ascii="Wingdings" w:hAnsi="Wingdings" w:hint="default"/>
+        <w:sz w:val="20"/>
+      </w:rPr>
+    </w:lvl>
+    <w:lvl w:ilvl="4" w:tentative="1">
+      <w:start w:val="1"/>
+      <w:numFmt w:val="bullet"/>
+      <w:lvlText w:val=""/>
+      <w:lvlJc w:val="left"/>
+      <w:pPr>
+        <w:tabs>
+          <w:tab w:val="num" w:pos="3600"/>
+        </w:tabs>
+        <w:ind w:left="3600" w:hanging="360"/>
+      </w:pPr>
+      <w:rPr>
+        <w:rFonts w:ascii="Wingdings" w:hAnsi="Wingdings" w:hint="default"/>
+        <w:sz w:val="20"/>
+      </w:rPr>
+    </w:lvl>
+    <w:lvl w:ilvl="5" w:tentative="1">
+      <w:start w:val="1"/>
+      <w:numFmt w:val="bullet"/>
+      <w:lvlText w:val=""/>
+      <w:lvlJc w:val="left"/>
+      <w:pPr>
+        <w:tabs>
+          <w:tab w:val="num" w:pos="4320"/>
+        </w:tabs>
+        <w:ind w:left="4320" w:hanging="360"/>
+      </w:pPr>
+      <w:rPr>
+        <w:rFonts w:ascii="Wingdings" w:hAnsi="Wingdings" w:hint="default"/>
+        <w:sz w:val="20"/>
+      </w:rPr>
+    </w:lvl>
+    <w:lvl w:ilvl="6" w:tentative="1">
+      <w:start w:val="1"/>
+      <w:numFmt w:val="bullet"/>
+      <w:lvlText w:val=""/>
+      <w:lvlJc w:val="left"/>
+      <w:pPr>
+        <w:tabs>
+          <w:tab w:val="num" w:pos="5040"/>
+        </w:tabs>
+        <w:ind w:left="5040" w:hanging="360"/>
+      </w:pPr>
+      <w:rPr>
+        <w:rFonts w:ascii="Wingdings" w:hAnsi="Wingdings" w:hint="default"/>
+        <w:sz w:val="20"/>
+      </w:rPr>
+    </w:lvl>
+    <w:lvl w:ilvl="7" w:tentative="1">
+      <w:start w:val="1"/>
+      <w:numFmt w:val="bullet"/>
+      <w:lvlText w:val=""/>
+      <w:lvlJc w:val="left"/>
+      <w:pPr>
+        <w:tabs>
+          <w:tab w:val="num" w:pos="5760"/>
+        </w:tabs>
+        <w:ind w:left="5760" w:hanging="360"/>
+      </w:pPr>
+      <w:rPr>
+        <w:rFonts w:ascii="Wingdings" w:hAnsi="Wingdings" w:hint="default"/>
+        <w:sz w:val="20"/>
+      </w:rPr>
+    </w:lvl>
+    <w:lvl w:ilvl="8" w:tentative="1">
+      <w:start w:val="1"/>
+      <w:numFmt w:val="bullet"/>
+      <w:lvlText w:val=""/>
+      <w:lvlJc w:val="left"/>
+      <w:pPr>
+        <w:tabs>
+          <w:tab w:val="num" w:pos="6480"/>
+        </w:tabs>
+        <w:ind w:left="6480" w:hanging="360"/>
+      </w:pPr>
+      <w:rPr>
+        <w:rFonts w:ascii="Wingdings" w:hAnsi="Wingdings" w:hint="default"/>
+        <w:sz w:val="20"/>
       </w:rPr>
     </w:lvl>
   </w:abstractNum>
@@ -5081,6 +4283,9 @@
   </w:num>
   <w:num w:numId="9">
     <w:abstractNumId w:val="0"/>
+  </w:num>
+  <w:num w:numId="10">
+    <w:abstractNumId w:val="9"/>
   </w:num>
 </w:numbering>
 </file>
@@ -5370,11 +4575,6 @@
     <w:lsdException w:name="Book Title" w:uiPriority="33" w:qFormat="1"/>
     <w:lsdException w:name="Bibliography" w:semiHidden="1" w:uiPriority="37" w:unhideWhenUsed="1"/>
     <w:lsdException w:name="TOC Heading" w:semiHidden="1" w:uiPriority="39" w:unhideWhenUsed="1" w:qFormat="1"/>
-    <w:lsdException w:name="Plain Table 5" w:semiHidden="1" w:unhideWhenUsed="1"/>
-    <w:lsdException w:name="Grid Table Light" w:semiHidden="1" w:unhideWhenUsed="1"/>
-    <w:lsdException w:name="Grid Table 1 Light" w:semiHidden="1" w:unhideWhenUsed="1"/>
-    <w:lsdException w:name="Grid Table 2" w:semiHidden="1" w:unhideWhenUsed="1"/>
-    <w:lsdException w:name="Grid Table 3" w:semiHidden="1" w:unhideWhenUsed="1"/>
     <w:lsdException w:name="Grid Table 4" w:uiPriority="49"/>
     <w:lsdException w:name="Grid Table 5 Dark" w:uiPriority="50"/>
     <w:lsdException w:name="Grid Table 6 Colorful" w:uiPriority="51"/>
@@ -16492,11 +15692,19 @@
     <w:autoRedefine/>
     <w:uiPriority w:val="39"/>
     <w:unhideWhenUsed/>
-    <w:rsid w:val="00D5192E"/>
+    <w:rsid w:val="00686E5B"/>
     <w:pPr>
+      <w:tabs>
+        <w:tab w:val="right" w:leader="dot" w:pos="8630"/>
+      </w:tabs>
       <w:spacing w:after="100"/>
       <w:ind w:left="220"/>
     </w:pPr>
+    <w:rPr>
+      <w:noProof/>
+      <w:sz w:val="20"/>
+      <w:szCs w:val="20"/>
+    </w:rPr>
   </w:style>
   <w:style w:type="character" w:styleId="Hipervnculo">
     <w:name w:val="Hyperlink"/>
